--- a/paper/caie_submission.docx
+++ b/paper/caie_submission.docx
@@ -11,16 +11,6 @@
         <w:t xml:space="preserve">Title Page (separate file)</w:t>
       </w:r>
     </w:p>
-    <w:bookmarkEnd w:id="9"/>
-    <w:bookmarkStart w:id="10" w:name="X61f4ee51744b57df84468d0b60ab13344a0e9e3"/>
-    <w:p>
-      <w:pPr>
-        <w:pStyle w:val="Heading1"/>
-      </w:pPr>
-      <w:r>
-        <w:t xml:space="preserve">(Submit as a SEPARATE file; do NOT include in the anonymized manuscript.)</w:t>
-      </w:r>
-    </w:p>
     <w:p>
       <w:pPr>
         <w:pStyle w:val="FirstParagraph"/>
@@ -36,7 +26,7 @@
         <w:t xml:space="preserve"> </w:t>
       </w:r>
       <w:r>
-        <w:t xml:space="preserve">Compound-Truck Cross-Docking Scheduling with Arrival Time Windows: A Bottleneck-Guided Iterated Local Search with Exact-Solver Verification</w:t>
+        <w:t xml:space="preserve">Compound-Truck Cross-Docking Scheduling with Release Times and Soft Due Dates: A Bottleneck-Guided Iterated Local Search with Exact-Solver Verification</w:t>
       </w:r>
     </w:p>
     <w:p>
@@ -54,7 +44,7 @@
         <w:t xml:space="preserve"> </w:t>
       </w:r>
       <w:r>
-        <w:t xml:space="preserve">Youngsoo Kim ᵃ, Sangjin Kwon ᵃ,*</w:t>
+        <w:t xml:space="preserve">Youngsoo Kim (a), Sang Jin Kweon (b),*</w:t>
       </w:r>
     </w:p>
     <w:p>
@@ -72,7 +62,19 @@
         <w:t xml:space="preserve"> </w:t>
       </w:r>
       <w:r>
-        <w:t xml:space="preserve">ᵃ Department of Artificial Intelligence, Yonsei University, 50 Yonsei-ro,</w:t>
+        <w:t xml:space="preserve">(a) Department of Artificial Intelligence, Graduate School of Engineering,</w:t>
+      </w:r>
+      <w:r>
+        <w:t xml:space="preserve"> </w:t>
+      </w:r>
+      <w:r>
+        <w:t xml:space="preserve">Yonsei University, 50 Yonsei-ro, Seodaemun-gu, Seoul 03722, Republic of Korea.</w:t>
+      </w:r>
+      <w:r>
+        <w:t xml:space="preserve"> </w:t>
+      </w:r>
+      <w:r>
+        <w:t xml:space="preserve">(b) Department of Industrial Engineering, Yonsei University, 50 Yonsei-ro,</w:t>
       </w:r>
       <w:r>
         <w:t xml:space="preserve"> </w:t>
@@ -86,29 +88,19 @@
         <w:pStyle w:val="BodyText"/>
       </w:pPr>
       <w:r>
-        <w:rPr>
-          <w:b/>
-          <w:bCs/>
-        </w:rPr>
-        <w:t xml:space="preserve">Corresponding author (*).</w:t>
-      </w:r>
-      <w:r>
-        <w:t xml:space="preserve"> </w:t>
-      </w:r>
-      <w:r>
-        <w:t xml:space="preserve">Sangjin Kwon, Department of Artificial</w:t>
-      </w:r>
-      <w:r>
-        <w:t xml:space="preserve"> </w:t>
-      </w:r>
-      <w:r>
-        <w:t xml:space="preserve">Intelligence, Yonsei University, Seoul 03722, Republic of Korea.</w:t>
-      </w:r>
-      <w:r>
-        <w:t xml:space="preserve"> </w:t>
-      </w:r>
-      <w:r>
-        <w:t xml:space="preserve">Email: [advisor email — to be added]</w:t>
+        <w:t xml:space="preserve">**Corresponding author (*).** Sang Jin Kweon, Department of Industrial</w:t>
+      </w:r>
+      <w:r>
+        <w:t xml:space="preserve"> </w:t>
+      </w:r>
+      <w:r>
+        <w:t xml:space="preserve">Engineering, Yonsei University, 50 Yonsei-ro, Seodaemun-gu, Seoul 03722,</w:t>
+      </w:r>
+      <w:r>
+        <w:t xml:space="preserve"> </w:t>
+      </w:r>
+      <w:r>
+        <w:t xml:space="preserve">Republic of Korea. Email: sjk@yonsei.ac.kr</w:t>
       </w:r>
     </w:p>
     <w:p>
@@ -126,7 +118,7 @@
         <w:t xml:space="preserve"> </w:t>
       </w:r>
       <w:r>
-        <w:t xml:space="preserve">[Optional — e.g., computing resources or non-author help.]</w:t>
+        <w:t xml:space="preserve">[Optional — computing resources or non-author help.]</w:t>
       </w:r>
     </w:p>
     <w:p>
@@ -144,23 +136,7 @@
         <w:t xml:space="preserve"> </w:t>
       </w:r>
       <w:r>
-        <w:t xml:space="preserve">-</w:t>
-      </w:r>
-      <w:r>
-        <w:t xml:space="preserve"> </w:t>
-      </w:r>
-      <w:r>
-        <w:rPr>
-          <w:b/>
-          <w:bCs/>
-        </w:rPr>
-        <w:t xml:space="preserve">Youngsoo Kim:</w:t>
-      </w:r>
-      <w:r>
-        <w:t xml:space="preserve"> </w:t>
-      </w:r>
-      <w:r>
-        <w:t xml:space="preserve">Conceptualization, Methodology, Software, Formal analysis,</w:t>
+        <w:t xml:space="preserve">Youngsoo Kim: Conceptualization, Methodology, Software, Formal analysis,</w:t>
       </w:r>
       <w:r>
         <w:t xml:space="preserve"> </w:t>
@@ -172,17 +148,13 @@
         <w:t xml:space="preserve"> </w:t>
       </w:r>
       <w:r>
-        <w:t xml:space="preserve">-</w:t>
-      </w:r>
-      <w:r>
-        <w:t xml:space="preserve"> </w:t>
-      </w:r>
-      <w:r>
-        <w:rPr>
-          <w:b/>
-          <w:bCs/>
-        </w:rPr>
-        <w:t xml:space="preserve">Sangjin Kwon:</w:t>
+        <w:t xml:space="preserve">Sang Jin Kweon: Conceptualization, Supervision, Funding acquisition, Resources,</w:t>
+      </w:r>
+      <w:r>
+        <w:t xml:space="preserve"> </w:t>
+      </w:r>
+      <w:r>
+        <w:t xml:space="preserve">Project administration, Validation, Writing – review &amp; editing.</w:t>
       </w:r>
     </w:p>
     <w:p>
@@ -269,24 +241,14 @@
         <w:t xml:space="preserve">[URL to be added at acceptance].</w:t>
       </w:r>
     </w:p>
-    <w:bookmarkEnd w:id="10"/>
-    <w:bookmarkStart w:id="11" w:name="highlights-separate-file"/>
+    <w:bookmarkEnd w:id="9"/>
+    <w:bookmarkStart w:id="10" w:name="highlights-separate-file"/>
     <w:p>
       <w:pPr>
         <w:pStyle w:val="Heading1"/>
       </w:pPr>
       <w:r>
         <w:t xml:space="preserve">Highlights (separate file)</w:t>
-      </w:r>
-    </w:p>
-    <w:bookmarkEnd w:id="11"/>
-    <w:bookmarkStart w:id="12" w:name="Xc1dd6eb5bddde718ee8b2819f9dbf88a63bb9d7"/>
-    <w:p>
-      <w:pPr>
-        <w:pStyle w:val="Heading1"/>
-      </w:pPr>
-      <w:r>
-        <w:t xml:space="preserve">(Submit as a SEPARATE file; 3–5 bullets, each ≤ 85 characters.)</w:t>
       </w:r>
     </w:p>
     <w:p>
@@ -349,8 +311,8 @@
         <w:t xml:space="preserve">Learned operator selection adds no benefit over uniform under equal budget</w:t>
       </w:r>
     </w:p>
-    <w:bookmarkEnd w:id="12"/>
-    <w:bookmarkStart w:id="33" w:name="manuscript-anonymized"/>
+    <w:bookmarkEnd w:id="10"/>
+    <w:bookmarkStart w:id="32" w:name="manuscript-anonymized"/>
     <w:p>
       <w:pPr>
         <w:pStyle w:val="Heading1"/>
@@ -374,10 +336,10 @@
         <w:t xml:space="preserve"> </w:t>
       </w:r>
       <w:r>
-        <w:t xml:space="preserve">Compound-Truck Cross-Docking Scheduling with Arrival Time Windows: A Bottleneck-Guided Iterated Local Search with Exact-Solver Verification</w:t>
+        <w:t xml:space="preserve">Compound-Truck Cross-Docking Scheduling with Release Times and Soft Due Dates: A Bottleneck-Guided Iterated Local Search with Exact-Solver Verification</w:t>
       </w:r>
     </w:p>
-    <w:bookmarkStart w:id="13" w:name="abstract"/>
+    <w:bookmarkStart w:id="11" w:name="abstract"/>
     <w:p>
       <w:pPr>
         <w:pStyle w:val="Heading2"/>
@@ -391,7 +353,7 @@
         <w:pStyle w:val="FirstParagraph"/>
       </w:pPr>
       <w:r>
-        <w:t xml:space="preserve">This paper considers a multi-door cross-dock in which a truck can be partially unloaded and then leave as an outbound carrier. Existing compound-truck models place every truck at the dock at time zero and optimize makespan. Here, trucks have individual release times and soft departure due dates, and the objective also charges tardiness. We formulate the problem as a mixed-integer program and as a CP-SAT model, and use separate train, tuning, and test seeds in the computational study. Our method, VAA-GILS, starts from a Vogel-style construction and uses best-improvement descent throughout; its additional moves focus on the door that determines makespan or on the most tardy truck, with simulated-annealing acceptance and kick restarts for diversification. On the subsets for which CP-SAT produced a reference, the resulting objectives were 0.1–0.6% from the CP-SAT incumbents, and the small no-window references were proven optimal. A GILS run took 0.1–2.3 seconds, versus 76–376 seconds for CP-SAT. For the larger time-window cases, CP-SAT found no feasible schedule within 600 seconds, while GILS returned the best solutions among the methods tested. Ablation is less favorable to learning: descent, the bottleneck moves, and kick restarts account for the improvement, whereas changing the initial solution, retaining stochastic acceptance, or replacing uniform operator sampling with tabular Q-learning or a transfer DQN changed the objective by no more than 0.2 percentage points, and the learned selectors did not win at any tested budget.</w:t>
+        <w:t xml:space="preserve">This paper considers a multi-door cross-dock in which a compound truck is partially unloaded and then departs as the outbound carrier of one destination. Existing compound-truck models assume that every truck is available at time zero and minimize makespan only. We extend the problem with per-truck release times and soft due dates — deadlines that may be violated at a tardiness cost rather than hard constraints — and minimize makespan plus total tardiness. The problem is formulated as a mixed-integer program and as a CP-SAT model, and evaluated under a reproducible protocol with disjoint train, tuning, and test seed sets. The proposed method, VAA-GILS, is an iterated local search that starts from a Vogel-style construction and combines best-improvement descent, bottleneck-guided operators, and kick restarts. On the conditions for which CP-SAT returned a reference solution, VAA-GILS is within 0.11–0.21% of that reference in under one second, compared with 76–237 seconds for CP-SAT; on the small unconstrained condition, where CP-SAT proved optimality, the proposed method averages 0.21% above the proven optimum. On the larger time-constrained conditions, where CP-SAT found no feasible schedule within 600 seconds, it returns the best solutions observed among the tested methods. A controlled ablation attributes the improvement to the deterministic search structure — descent, the bottleneck-guided operators, and kick restarts — whereas learned operator selection provides no additional benefit over uniform selection under equal computational budgets.</w:t>
       </w:r>
     </w:p>
     <w:p>
@@ -409,11 +371,11 @@
         <w:t xml:space="preserve"> </w:t>
       </w:r>
       <w:r>
-        <w:t xml:space="preserve">cross-docking; truck scheduling; time windows; iterated local search; constraint programming; guided local search</w:t>
+        <w:t xml:space="preserve">cross-docking; truck scheduling; release times; soft due dates; iterated local search; constraint programming</w:t>
       </w:r>
     </w:p>
-    <w:bookmarkEnd w:id="13"/>
-    <w:bookmarkStart w:id="14" w:name="introduction"/>
+    <w:bookmarkEnd w:id="11"/>
+    <w:bookmarkStart w:id="12" w:name="introduction"/>
     <w:p>
       <w:pPr>
         <w:pStyle w:val="Heading2"/>
@@ -511,19 +473,85 @@
         <w:t xml:space="preserve"> </w:t>
       </w:r>
       <w:r>
-        <w:t xml:space="preserve">due-date objectives have been studied for conventional inbound/outbound trucks (Assadi &amp; Bagheri, 2016; Bodnar et al., 2017; Konur &amp; Golias, 2013a, 2013b; Ladier &amp; Alpan, 2016b; Larbi et al., 2011; Molavi et al., 2018; Van Belle et al., 2013; Xi et al., 2020); our contribution is to integrate known release times and soft due</w:t>
-      </w:r>
-      <w:r>
-        <w:t xml:space="preserve"> </w:t>
-      </w:r>
-      <w:r>
-        <w:t xml:space="preserve">dates into the partial-unloading compound-truck setting. To our knowledge,</w:t>
-      </w:r>
-      <w:r>
-        <w:t xml:space="preserve"> </w:t>
-      </w:r>
-      <w:r>
-        <w:t xml:space="preserve">this combination has not previously been formulated. Section 3 gives the</w:t>
+        <w:t xml:space="preserve">due-date objectives have been studied for conventional inbound/outbound trucks (Assadi &amp; Bagheri, 2016; Bodnar et al., 2017; Konur &amp; Golias, 2013a, 2013b; Ladier &amp; Alpan, 2016b; Larbi et al., 2011; Molavi et al., 2018; Van Belle et al., 2013; Xi et al., 2020), but the compound-truck setting changes what a temporal constraint does.</w:t>
+      </w:r>
+      <w:r>
+        <w:t xml:space="preserve"> </w:t>
+      </w:r>
+      <w:r>
+        <w:t xml:space="preserve">A compound truck is neither a pure inbound nor a pure outbound vehicle: it is</w:t>
+      </w:r>
+      <w:r>
+        <w:t xml:space="preserve"> </w:t>
+      </w:r>
+      <w:r>
+        <w:t xml:space="preserve">partially unloaded, keeps the demand of a retained destination, waits for the</w:t>
+      </w:r>
+      <w:r>
+        <w:t xml:space="preserve"> </w:t>
+      </w:r>
+      <w:r>
+        <w:t xml:space="preserve">incoming transfers that feed that destination, and only then departs as an</w:t>
+      </w:r>
+      <w:r>
+        <w:t xml:space="preserve"> </w:t>
+      </w:r>
+      <w:r>
+        <w:t xml:space="preserve">outbound carrier. This partial-unloading transformation induces a precedence</w:t>
+      </w:r>
+      <w:r>
+        <w:t xml:space="preserve"> </w:t>
+      </w:r>
+      <w:r>
+        <w:t xml:space="preserve">chain — arrival → partial unload → retained cargo → incoming-transfer wait →</w:t>
+      </w:r>
+      <w:r>
+        <w:t xml:space="preserve"> </w:t>
+      </w:r>
+      <w:r>
+        <w:t xml:space="preserve">outbound departure — that couples trucks through the destinations they share.</w:t>
+      </w:r>
+      <w:r>
+        <w:t xml:space="preserve"> </w:t>
+      </w:r>
+      <w:r>
+        <w:t xml:space="preserve">Adding a release time therefore does more than shift one truck’s start: a late</w:t>
+      </w:r>
+      <w:r>
+        <w:t xml:space="preserve"> </w:t>
+      </w:r>
+      <w:r>
+        <w:t xml:space="preserve">arrival propagates along this chain and can delay every carrier that depends on</w:t>
+      </w:r>
+      <w:r>
+        <w:t xml:space="preserve"> </w:t>
+      </w:r>
+      <w:r>
+        <w:t xml:space="preserve">that truck’s transfers, and a soft due date turns the resulting cascade into a</w:t>
+      </w:r>
+      <w:r>
+        <w:t xml:space="preserve"> </w:t>
+      </w:r>
+      <w:r>
+        <w:t xml:space="preserve">tardiness cost. Our contribution is to formulate and study this interaction —</w:t>
+      </w:r>
+      <w:r>
+        <w:t xml:space="preserve"> </w:t>
+      </w:r>
+      <w:r>
+        <w:t xml:space="preserve">known release times and soft due dates acting through the partial-unloading</w:t>
+      </w:r>
+      <w:r>
+        <w:t xml:space="preserve"> </w:t>
+      </w:r>
+      <w:r>
+        <w:t xml:space="preserve">carrier transformation — which, to our knowledge, has not previously been</w:t>
+      </w:r>
+      <w:r>
+        <w:t xml:space="preserve"> </w:t>
+      </w:r>
+      <w:r>
+        <w:t xml:space="preserve">modeled. Section 3 gives the</w:t>
       </w:r>
       <w:r>
         <w:t xml:space="preserve"> </w:t>
@@ -670,8 +698,8 @@
         <w:t xml:space="preserve">needed to establish its incremental value.</w:t>
       </w:r>
     </w:p>
-    <w:bookmarkEnd w:id="14"/>
-    <w:bookmarkStart w:id="15" w:name="related-work"/>
+    <w:bookmarkEnd w:id="12"/>
+    <w:bookmarkStart w:id="13" w:name="related-work"/>
     <w:p>
       <w:pPr>
         <w:pStyle w:val="Heading2"/>
@@ -990,8 +1018,8 @@
         <w:t xml:space="preserve">search, the learned selector adds little on this benchmark.</w:t>
       </w:r>
     </w:p>
-    <w:bookmarkEnd w:id="15"/>
-    <w:bookmarkStart w:id="20" w:name="problem-definition"/>
+    <w:bookmarkEnd w:id="13"/>
+    <w:bookmarkStart w:id="18" w:name="problem-definition"/>
     <w:p>
       <w:pPr>
         <w:pStyle w:val="Heading2"/>
@@ -1000,7 +1028,7 @@
         <w:t xml:space="preserve">3. Problem definition</w:t>
       </w:r>
     </w:p>
-    <w:bookmarkStart w:id="16" w:name="base-model"/>
+    <w:bookmarkStart w:id="14" w:name="base-model"/>
     <w:p>
       <w:pPr>
         <w:pStyle w:val="Heading3"/>
@@ -1014,37 +1042,482 @@
         <w:pStyle w:val="FirstParagraph"/>
       </w:pPr>
       <w:r>
-        <w:t xml:space="preserve">Let I be the set of compound trucks, F the outbound trucks, D the destinations</w:t>
-      </w:r>
-      <w:r>
-        <w:t xml:space="preserve"> </w:t>
-      </w:r>
-      <w:r>
-        <w:t xml:space="preserve">(|I| + |F| = |D|), K the product types, and M the dock doors (|I| ≤ |M|). A</w:t>
-      </w:r>
-      <w:r>
-        <w:t xml:space="preserve"> </w:t>
-      </w:r>
-      <w:r>
-        <w:t xml:space="preserve">compound truck i carries f_idk units of product k for destination d; the unit</w:t>
-      </w:r>
-      <w:r>
-        <w:t xml:space="preserve"> </w:t>
-      </w:r>
-      <w:r>
-        <w:t xml:space="preserve">handling time is t_k, and moving one batch between doors m and n takes t_mn.</w:t>
-      </w:r>
-      <w:r>
-        <w:t xml:space="preserve"> </w:t>
-      </w:r>
-      <w:r>
-        <w:t xml:space="preserve">Truck i needs changeover times DE_i (docking) and DL_i (undocking). Define the</w:t>
-      </w:r>
-      <w:r>
-        <w:t xml:space="preserve"> </w:t>
-      </w:r>
-      <w:r>
-        <w:t xml:space="preserve">handling time h_id = Σ_k f_idk · t_k.</w:t>
+        <w:t xml:space="preserve">Let</w:t>
+      </w:r>
+      <w:r>
+        <w:t xml:space="preserve"> </w:t>
+      </w:r>
+      <m:oMath>
+        <m:r>
+          <m:t>I</m:t>
+        </m:r>
+      </m:oMath>
+      <w:r>
+        <w:t xml:space="preserve"> </w:t>
+      </w:r>
+      <w:r>
+        <w:t xml:space="preserve">be the set of compound trucks,</w:t>
+      </w:r>
+      <w:r>
+        <w:t xml:space="preserve"> </w:t>
+      </w:r>
+      <m:oMath>
+        <m:r>
+          <m:t>F</m:t>
+        </m:r>
+      </m:oMath>
+      <w:r>
+        <w:t xml:space="preserve"> </w:t>
+      </w:r>
+      <w:r>
+        <w:t xml:space="preserve">the outbound trucks,</w:t>
+      </w:r>
+      <w:r>
+        <w:t xml:space="preserve"> </w:t>
+      </w:r>
+      <m:oMath>
+        <m:r>
+          <m:t>D</m:t>
+        </m:r>
+      </m:oMath>
+      <w:r>
+        <w:t xml:space="preserve"> </w:t>
+      </w:r>
+      <w:r>
+        <w:t xml:space="preserve">the</w:t>
+      </w:r>
+      <w:r>
+        <w:t xml:space="preserve"> </w:t>
+      </w:r>
+      <w:r>
+        <w:t xml:space="preserve">destinations (</w:t>
+      </w:r>
+      <m:oMath>
+        <m:r>
+          <m:rPr>
+            <m:sty m:val="p"/>
+          </m:rPr>
+          <m:t>|</m:t>
+        </m:r>
+        <m:r>
+          <m:t>I</m:t>
+        </m:r>
+        <m:r>
+          <m:rPr>
+            <m:sty m:val="p"/>
+          </m:rPr>
+          <m:t>|</m:t>
+        </m:r>
+        <m:r>
+          <m:rPr>
+            <m:sty m:val="p"/>
+          </m:rPr>
+          <m:t>+</m:t>
+        </m:r>
+        <m:r>
+          <m:rPr>
+            <m:sty m:val="p"/>
+          </m:rPr>
+          <m:t>|</m:t>
+        </m:r>
+        <m:r>
+          <m:t>F</m:t>
+        </m:r>
+        <m:r>
+          <m:rPr>
+            <m:sty m:val="p"/>
+          </m:rPr>
+          <m:t>|</m:t>
+        </m:r>
+        <m:r>
+          <m:rPr>
+            <m:sty m:val="p"/>
+          </m:rPr>
+          <m:t>=</m:t>
+        </m:r>
+        <m:r>
+          <m:rPr>
+            <m:sty m:val="p"/>
+          </m:rPr>
+          <m:t>|</m:t>
+        </m:r>
+        <m:r>
+          <m:t>D</m:t>
+        </m:r>
+        <m:r>
+          <m:rPr>
+            <m:sty m:val="p"/>
+          </m:rPr>
+          <m:t>|</m:t>
+        </m:r>
+      </m:oMath>
+      <w:r>
+        <w:t xml:space="preserve">),</w:t>
+      </w:r>
+      <w:r>
+        <w:t xml:space="preserve"> </w:t>
+      </w:r>
+      <m:oMath>
+        <m:r>
+          <m:t>K</m:t>
+        </m:r>
+      </m:oMath>
+      <w:r>
+        <w:t xml:space="preserve"> </w:t>
+      </w:r>
+      <w:r>
+        <w:t xml:space="preserve">the product types, and</w:t>
+      </w:r>
+      <w:r>
+        <w:t xml:space="preserve"> </w:t>
+      </w:r>
+      <m:oMath>
+        <m:r>
+          <m:t>M</m:t>
+        </m:r>
+      </m:oMath>
+      <w:r>
+        <w:t xml:space="preserve"> </w:t>
+      </w:r>
+      <w:r>
+        <w:t xml:space="preserve">the dock doors</w:t>
+      </w:r>
+      <w:r>
+        <w:t xml:space="preserve"> </w:t>
+      </w:r>
+      <w:r>
+        <w:t xml:space="preserve">(</w:t>
+      </w:r>
+      <m:oMath>
+        <m:r>
+          <m:rPr>
+            <m:sty m:val="p"/>
+          </m:rPr>
+          <m:t>|</m:t>
+        </m:r>
+        <m:r>
+          <m:t>I</m:t>
+        </m:r>
+        <m:r>
+          <m:rPr>
+            <m:sty m:val="p"/>
+          </m:rPr>
+          <m:t>|</m:t>
+        </m:r>
+        <m:r>
+          <m:rPr>
+            <m:sty m:val="p"/>
+          </m:rPr>
+          <m:t>≤</m:t>
+        </m:r>
+        <m:r>
+          <m:rPr>
+            <m:sty m:val="p"/>
+          </m:rPr>
+          <m:t>|</m:t>
+        </m:r>
+        <m:r>
+          <m:t>M</m:t>
+        </m:r>
+        <m:r>
+          <m:rPr>
+            <m:sty m:val="p"/>
+          </m:rPr>
+          <m:t>|</m:t>
+        </m:r>
+      </m:oMath>
+      <w:r>
+        <w:t xml:space="preserve">). A compound truck</w:t>
+      </w:r>
+      <w:r>
+        <w:t xml:space="preserve"> </w:t>
+      </w:r>
+      <m:oMath>
+        <m:r>
+          <m:t>i</m:t>
+        </m:r>
+      </m:oMath>
+      <w:r>
+        <w:t xml:space="preserve"> </w:t>
+      </w:r>
+      <w:r>
+        <w:t xml:space="preserve">carries</w:t>
+      </w:r>
+      <w:r>
+        <w:t xml:space="preserve"> </w:t>
+      </w:r>
+      <m:oMath>
+        <m:sSub>
+          <m:e>
+            <m:r>
+              <m:t>f</m:t>
+            </m:r>
+          </m:e>
+          <m:sub>
+            <m:r>
+              <m:t>i</m:t>
+            </m:r>
+            <m:r>
+              <m:t>d</m:t>
+            </m:r>
+            <m:r>
+              <m:t>k</m:t>
+            </m:r>
+          </m:sub>
+        </m:sSub>
+      </m:oMath>
+      <w:r>
+        <w:t xml:space="preserve"> </w:t>
+      </w:r>
+      <w:r>
+        <w:t xml:space="preserve">units of product</w:t>
+      </w:r>
+      <w:r>
+        <w:t xml:space="preserve"> </w:t>
+      </w:r>
+      <m:oMath>
+        <m:r>
+          <m:t>k</m:t>
+        </m:r>
+      </m:oMath>
+      <w:r>
+        <w:t xml:space="preserve"> </w:t>
+      </w:r>
+      <w:r>
+        <w:t xml:space="preserve">for destination</w:t>
+      </w:r>
+      <w:r>
+        <w:t xml:space="preserve"> </w:t>
+      </w:r>
+      <m:oMath>
+        <m:r>
+          <m:t>d</m:t>
+        </m:r>
+      </m:oMath>
+      <w:r>
+        <w:t xml:space="preserve">; the unit handling time is</w:t>
+      </w:r>
+      <w:r>
+        <w:t xml:space="preserve"> </w:t>
+      </w:r>
+      <m:oMath>
+        <m:sSub>
+          <m:e>
+            <m:r>
+              <m:t>t</m:t>
+            </m:r>
+          </m:e>
+          <m:sub>
+            <m:r>
+              <m:t>k</m:t>
+            </m:r>
+          </m:sub>
+        </m:sSub>
+      </m:oMath>
+      <w:r>
+        <w:t xml:space="preserve">, and moving one batch</w:t>
+      </w:r>
+      <w:r>
+        <w:t xml:space="preserve"> </w:t>
+      </w:r>
+      <w:r>
+        <w:t xml:space="preserve">between doors</w:t>
+      </w:r>
+      <w:r>
+        <w:t xml:space="preserve"> </w:t>
+      </w:r>
+      <m:oMath>
+        <m:r>
+          <m:t>m</m:t>
+        </m:r>
+      </m:oMath>
+      <w:r>
+        <w:t xml:space="preserve"> </w:t>
+      </w:r>
+      <w:r>
+        <w:t xml:space="preserve">and</w:t>
+      </w:r>
+      <w:r>
+        <w:t xml:space="preserve"> </w:t>
+      </w:r>
+      <m:oMath>
+        <m:r>
+          <m:t>n</m:t>
+        </m:r>
+      </m:oMath>
+      <w:r>
+        <w:t xml:space="preserve"> </w:t>
+      </w:r>
+      <w:r>
+        <w:t xml:space="preserve">takes</w:t>
+      </w:r>
+      <w:r>
+        <w:t xml:space="preserve"> </w:t>
+      </w:r>
+      <m:oMath>
+        <m:sSub>
+          <m:e>
+            <m:r>
+              <m:t>t</m:t>
+            </m:r>
+          </m:e>
+          <m:sub>
+            <m:r>
+              <m:t>m</m:t>
+            </m:r>
+            <m:r>
+              <m:t>n</m:t>
+            </m:r>
+          </m:sub>
+        </m:sSub>
+      </m:oMath>
+      <w:r>
+        <w:t xml:space="preserve">. Truck</w:t>
+      </w:r>
+      <w:r>
+        <w:t xml:space="preserve"> </w:t>
+      </w:r>
+      <m:oMath>
+        <m:r>
+          <m:t>i</m:t>
+        </m:r>
+      </m:oMath>
+      <w:r>
+        <w:t xml:space="preserve"> </w:t>
+      </w:r>
+      <w:r>
+        <w:t xml:space="preserve">needs changeover times</w:t>
+      </w:r>
+      <w:r>
+        <w:t xml:space="preserve"> </w:t>
+      </w:r>
+      <m:oMath>
+        <m:r>
+          <m:t>D</m:t>
+        </m:r>
+        <m:sSub>
+          <m:e>
+            <m:r>
+              <m:t>E</m:t>
+            </m:r>
+          </m:e>
+          <m:sub>
+            <m:r>
+              <m:t>i</m:t>
+            </m:r>
+          </m:sub>
+        </m:sSub>
+      </m:oMath>
+      <w:r>
+        <w:t xml:space="preserve"> </w:t>
+      </w:r>
+      <w:r>
+        <w:t xml:space="preserve">(docking) and</w:t>
+      </w:r>
+      <w:r>
+        <w:t xml:space="preserve"> </w:t>
+      </w:r>
+      <m:oMath>
+        <m:r>
+          <m:t>D</m:t>
+        </m:r>
+        <m:sSub>
+          <m:e>
+            <m:r>
+              <m:t>L</m:t>
+            </m:r>
+          </m:e>
+          <m:sub>
+            <m:r>
+              <m:t>i</m:t>
+            </m:r>
+          </m:sub>
+        </m:sSub>
+      </m:oMath>
+      <w:r>
+        <w:t xml:space="preserve"> </w:t>
+      </w:r>
+      <w:r>
+        <w:t xml:space="preserve">(undocking). Define the handling time</w:t>
+      </w:r>
+      <w:r>
+        <w:t xml:space="preserve"> </w:t>
+      </w:r>
+      <m:oMath>
+        <m:sSub>
+          <m:e>
+            <m:r>
+              <m:t>h</m:t>
+            </m:r>
+          </m:e>
+          <m:sub>
+            <m:r>
+              <m:t>i</m:t>
+            </m:r>
+            <m:r>
+              <m:t>d</m:t>
+            </m:r>
+          </m:sub>
+        </m:sSub>
+        <m:r>
+          <m:rPr>
+            <m:sty m:val="p"/>
+          </m:rPr>
+          <m:t>=</m:t>
+        </m:r>
+        <m:nary>
+          <m:naryPr>
+            <m:chr m:val="∑"/>
+            <m:limLoc m:val="undOvr"/>
+            <m:subHide m:val="off"/>
+            <m:supHide m:val="on"/>
+          </m:naryPr>
+          <m:sub>
+            <m:r>
+              <m:t>k</m:t>
+            </m:r>
+          </m:sub>
+          <m:sup>
+            <m:r>
+              <m:t>​</m:t>
+            </m:r>
+          </m:sup>
+          <m:e>
+            <m:sSub>
+              <m:e>
+                <m:r>
+                  <m:t>f</m:t>
+                </m:r>
+              </m:e>
+              <m:sub>
+                <m:r>
+                  <m:t>i</m:t>
+                </m:r>
+                <m:r>
+                  <m:t>d</m:t>
+                </m:r>
+                <m:r>
+                  <m:t>k</m:t>
+                </m:r>
+              </m:sub>
+            </m:sSub>
+          </m:e>
+        </m:nary>
+        <m:sSub>
+          <m:e>
+            <m:r>
+              <m:t>t</m:t>
+            </m:r>
+          </m:e>
+          <m:sub>
+            <m:r>
+              <m:t>k</m:t>
+            </m:r>
+          </m:sub>
+        </m:sSub>
+      </m:oMath>
+      <w:r>
+        <w:t xml:space="preserve">.</w:t>
       </w:r>
     </w:p>
     <w:p>
@@ -1125,41 +1598,522 @@
         <w:pStyle w:val="BodyText"/>
       </w:pPr>
       <w:r>
-        <w:t xml:space="preserve">Timing follows the evaluator semantics of Shahmardan and Sajadieh (2020): a compound truck’s unload</w:t>
-      </w:r>
-      <w:r>
-        <w:t xml:space="preserve"> </w:t>
-      </w:r>
-      <w:r>
-        <w:t xml:space="preserve">finishes at r_i + DE_i + Σ_{d′≠d} h_id′; a destination is ready at its carrier</w:t>
-      </w:r>
-      <w:r>
-        <w:t xml:space="preserve"> </w:t>
-      </w:r>
-      <w:r>
-        <w:t xml:space="preserve">door when the last contributing transfer arrives; loading starts at</w:t>
-      </w:r>
-      <w:r>
-        <w:t xml:space="preserve"> </w:t>
-      </w:r>
-      <w:r>
-        <w:t xml:space="preserve">max(own unload finish, destination ready) for compound carriers and</w:t>
-      </w:r>
-      <w:r>
-        <w:t xml:space="preserve"> </w:t>
-      </w:r>
-      <w:r>
-        <w:t xml:space="preserve">max(door available, destination ready, r_f) for outbound carriers; DL is added</w:t>
-      </w:r>
-      <w:r>
-        <w:t xml:space="preserve"> </w:t>
-      </w:r>
-      <w:r>
-        <w:t xml:space="preserve">after loading. The makespan τ is the largest completion time.</w:t>
+        <w:t xml:space="preserve">Timing follows the evaluator semantics of Shahmardan and Sajadieh (2020), extended with release times. A</w:t>
+      </w:r>
+      <w:r>
+        <w:t xml:space="preserve"> </w:t>
+      </w:r>
+      <w:r>
+        <w:t xml:space="preserve">compound truck’s unload finishes at</w:t>
+      </w:r>
+      <w:r>
+        <w:t xml:space="preserve"> </w:t>
+      </w:r>
+      <m:oMath>
+        <m:sSub>
+          <m:e>
+            <m:r>
+              <m:t>r</m:t>
+            </m:r>
+          </m:e>
+          <m:sub>
+            <m:r>
+              <m:t>i</m:t>
+            </m:r>
+          </m:sub>
+        </m:sSub>
+        <m:r>
+          <m:rPr>
+            <m:sty m:val="p"/>
+          </m:rPr>
+          <m:t>+</m:t>
+        </m:r>
+        <m:r>
+          <m:t>D</m:t>
+        </m:r>
+        <m:sSub>
+          <m:e>
+            <m:r>
+              <m:t>E</m:t>
+            </m:r>
+          </m:e>
+          <m:sub>
+            <m:r>
+              <m:t>i</m:t>
+            </m:r>
+          </m:sub>
+        </m:sSub>
+        <m:r>
+          <m:rPr>
+            <m:sty m:val="p"/>
+          </m:rPr>
+          <m:t>+</m:t>
+        </m:r>
+        <m:nary>
+          <m:naryPr>
+            <m:chr m:val="∑"/>
+            <m:limLoc m:val="undOvr"/>
+            <m:subHide m:val="off"/>
+            <m:supHide m:val="on"/>
+          </m:naryPr>
+          <m:sub>
+            <m:sSup>
+              <m:e>
+                <m:r>
+                  <m:t>d</m:t>
+                </m:r>
+              </m:e>
+              <m:sup>
+                <m:r>
+                  <m:rPr>
+                    <m:sty m:val="p"/>
+                  </m:rPr>
+                  <m:t>′</m:t>
+                </m:r>
+              </m:sup>
+            </m:sSup>
+            <m:r>
+              <m:rPr>
+                <m:sty m:val="p"/>
+              </m:rPr>
+              <m:t>≠</m:t>
+            </m:r>
+            <m:r>
+              <m:t>d</m:t>
+            </m:r>
+          </m:sub>
+          <m:sup>
+            <m:r>
+              <m:t>​</m:t>
+            </m:r>
+          </m:sup>
+          <m:e>
+            <m:sSub>
+              <m:e>
+                <m:r>
+                  <m:t>h</m:t>
+                </m:r>
+              </m:e>
+              <m:sub>
+                <m:r>
+                  <m:t>i</m:t>
+                </m:r>
+                <m:sSup>
+                  <m:e>
+                    <m:r>
+                      <m:t>d</m:t>
+                    </m:r>
+                  </m:e>
+                  <m:sup>
+                    <m:r>
+                      <m:rPr>
+                        <m:sty m:val="p"/>
+                      </m:rPr>
+                      <m:t>′</m:t>
+                    </m:r>
+                  </m:sup>
+                </m:sSup>
+              </m:sub>
+            </m:sSub>
+          </m:e>
+        </m:nary>
+      </m:oMath>
+      <w:r>
+        <w:t xml:space="preserve">, and a</w:t>
+      </w:r>
+      <w:r>
+        <w:t xml:space="preserve"> </w:t>
+      </w:r>
+      <w:r>
+        <w:t xml:space="preserve">destination is ready at its carrier door when the last contributing transfer</w:t>
+      </w:r>
+      <w:r>
+        <w:t xml:space="preserve"> </w:t>
+      </w:r>
+      <w:r>
+        <w:t xml:space="preserve">arrives. A compound carrier begins loading at the maximum of its own unload</w:t>
+      </w:r>
+      <w:r>
+        <w:t xml:space="preserve"> </w:t>
+      </w:r>
+      <w:r>
+        <w:t xml:space="preserve">completion and destination readiness, and adds the undocking time</w:t>
+      </w:r>
+      <w:r>
+        <w:t xml:space="preserve"> </w:t>
+      </w:r>
+      <m:oMath>
+        <m:r>
+          <m:t>D</m:t>
+        </m:r>
+        <m:sSub>
+          <m:e>
+            <m:r>
+              <m:t>L</m:t>
+            </m:r>
+          </m:e>
+          <m:sub>
+            <m:r>
+              <m:t>i</m:t>
+            </m:r>
+          </m:sub>
+        </m:sSub>
+      </m:oMath>
+      <w:r>
+        <w:t xml:space="preserve"> </w:t>
+      </w:r>
+      <w:r>
+        <w:t xml:space="preserve">after</w:t>
+      </w:r>
+      <w:r>
+        <w:t xml:space="preserve"> </w:t>
+      </w:r>
+      <w:r>
+        <w:t xml:space="preserve">loading. An outbound carrier</w:t>
+      </w:r>
+      <w:r>
+        <w:t xml:space="preserve"> </w:t>
+      </w:r>
+      <m:oMath>
+        <m:r>
+          <m:t>f</m:t>
+        </m:r>
+      </m:oMath>
+      <w:r>
+        <w:t xml:space="preserve"> </w:t>
+      </w:r>
+      <w:r>
+        <w:t xml:space="preserve">begins</w:t>
+      </w:r>
+      <w:r>
+        <w:t xml:space="preserve"> </w:t>
+      </w:r>
+      <w:r>
+        <w:rPr>
+          <w:i/>
+          <w:iCs/>
+        </w:rPr>
+        <w:t xml:space="preserve">door service</w:t>
+      </w:r>
+      <w:r>
+        <w:t xml:space="preserve"> </w:t>
+      </w:r>
+      <w:r>
+        <w:t xml:space="preserve">at</w:t>
+      </w:r>
+      <w:r>
+        <w:t xml:space="preserve"> </w:t>
+      </w:r>
+      <m:oMath>
+        <m:sSub>
+          <m:e>
+            <m:r>
+              <m:t>S</m:t>
+            </m:r>
+          </m:e>
+          <m:sub>
+            <m:r>
+              <m:t>f</m:t>
+            </m:r>
+          </m:sub>
+        </m:sSub>
+        <m:r>
+          <m:rPr>
+            <m:sty m:val="p"/>
+          </m:rPr>
+          <m:t>=</m:t>
+        </m:r>
+        <m:r>
+          <m:rPr>
+            <m:sty m:val="p"/>
+          </m:rPr>
+          <m:t>max</m:t>
+        </m:r>
+        <m:r>
+          <m:rPr>
+            <m:sty m:val="p"/>
+          </m:rPr>
+          <m:t>(</m:t>
+        </m:r>
+        <m:r>
+          <m:rPr>
+            <m:nor/>
+            <m:sty m:val="p"/>
+          </m:rPr>
+          <m:t>door available</m:t>
+        </m:r>
+        <m:r>
+          <m:rPr>
+            <m:sty m:val="p"/>
+          </m:rPr>
+          <m:t>,</m:t>
+        </m:r>
+        <m:r>
+          <m:t> </m:t>
+        </m:r>
+        <m:r>
+          <m:rPr>
+            <m:nor/>
+            <m:sty m:val="p"/>
+          </m:rPr>
+          <m:t>destination ready</m:t>
+        </m:r>
+        <m:r>
+          <m:rPr>
+            <m:sty m:val="p"/>
+          </m:rPr>
+          <m:t>,</m:t>
+        </m:r>
+        <m:r>
+          <m:t> </m:t>
+        </m:r>
+        <m:sSub>
+          <m:e>
+            <m:r>
+              <m:t>r</m:t>
+            </m:r>
+          </m:e>
+          <m:sub>
+            <m:r>
+              <m:t>f</m:t>
+            </m:r>
+          </m:sub>
+        </m:sSub>
+        <m:r>
+          <m:rPr>
+            <m:sty m:val="p"/>
+          </m:rPr>
+          <m:t>)</m:t>
+        </m:r>
+      </m:oMath>
+      <w:r>
+        <w:t xml:space="preserve">; it then docks</w:t>
+      </w:r>
+      <w:r>
+        <w:t xml:space="preserve"> </w:t>
+      </w:r>
+      <w:r>
+        <w:t xml:space="preserve">(</w:t>
+      </w:r>
+      <m:oMath>
+        <m:r>
+          <m:t>D</m:t>
+        </m:r>
+        <m:sSub>
+          <m:e>
+            <m:r>
+              <m:t>E</m:t>
+            </m:r>
+          </m:e>
+          <m:sub>
+            <m:r>
+              <m:t>f</m:t>
+            </m:r>
+          </m:sub>
+        </m:sSub>
+      </m:oMath>
+      <w:r>
+        <w:t xml:space="preserve">), loads its destination’s demand, and undocks (</w:t>
+      </w:r>
+      <m:oMath>
+        <m:r>
+          <m:t>D</m:t>
+        </m:r>
+        <m:sSub>
+          <m:e>
+            <m:r>
+              <m:t>L</m:t>
+            </m:r>
+          </m:e>
+          <m:sub>
+            <m:r>
+              <m:t>f</m:t>
+            </m:r>
+          </m:sub>
+        </m:sSub>
+      </m:oMath>
+      <w:r>
+        <w:t xml:space="preserve">), so its completion</w:t>
+      </w:r>
+      <w:r>
+        <w:t xml:space="preserve"> </w:t>
+      </w:r>
+      <w:r>
+        <w:t xml:space="preserve">is</w:t>
+      </w:r>
+      <w:r>
+        <w:t xml:space="preserve"> </w:t>
+      </w:r>
+      <m:oMath>
+        <m:sSub>
+          <m:e>
+            <m:r>
+              <m:t>S</m:t>
+            </m:r>
+          </m:e>
+          <m:sub>
+            <m:r>
+              <m:t>f</m:t>
+            </m:r>
+          </m:sub>
+        </m:sSub>
+        <m:r>
+          <m:rPr>
+            <m:sty m:val="p"/>
+          </m:rPr>
+          <m:t>+</m:t>
+        </m:r>
+        <m:r>
+          <m:t>D</m:t>
+        </m:r>
+        <m:sSub>
+          <m:e>
+            <m:r>
+              <m:t>E</m:t>
+            </m:r>
+          </m:e>
+          <m:sub>
+            <m:r>
+              <m:t>f</m:t>
+            </m:r>
+          </m:sub>
+        </m:sSub>
+        <m:r>
+          <m:rPr>
+            <m:sty m:val="p"/>
+          </m:rPr>
+          <m:t>+</m:t>
+        </m:r>
+        <m:sSub>
+          <m:e>
+            <m:r>
+              <m:t>L</m:t>
+            </m:r>
+          </m:e>
+          <m:sub>
+            <m:r>
+              <m:t>d</m:t>
+            </m:r>
+          </m:sub>
+        </m:sSub>
+        <m:r>
+          <m:rPr>
+            <m:sty m:val="p"/>
+          </m:rPr>
+          <m:t>+</m:t>
+        </m:r>
+        <m:r>
+          <m:t>D</m:t>
+        </m:r>
+        <m:sSub>
+          <m:e>
+            <m:r>
+              <m:t>L</m:t>
+            </m:r>
+          </m:e>
+          <m:sub>
+            <m:r>
+              <m:t>f</m:t>
+            </m:r>
+          </m:sub>
+        </m:sSub>
+      </m:oMath>
+      <w:r>
+        <w:t xml:space="preserve">. Thus</w:t>
+      </w:r>
+      <w:r>
+        <w:t xml:space="preserve"> </w:t>
+      </w:r>
+      <m:oMath>
+        <m:sSub>
+          <m:e>
+            <m:r>
+              <m:t>S</m:t>
+            </m:r>
+          </m:e>
+          <m:sub>
+            <m:r>
+              <m:t>f</m:t>
+            </m:r>
+          </m:sub>
+        </m:sSub>
+      </m:oMath>
+      <w:r>
+        <w:t xml:space="preserve"> </w:t>
+      </w:r>
+      <w:r>
+        <w:t xml:space="preserve">denotes the start of door service, not of</w:t>
+      </w:r>
+      <w:r>
+        <w:t xml:space="preserve"> </w:t>
+      </w:r>
+      <w:r>
+        <w:t xml:space="preserve">loading, which begins at</w:t>
+      </w:r>
+      <w:r>
+        <w:t xml:space="preserve"> </w:t>
+      </w:r>
+      <m:oMath>
+        <m:sSub>
+          <m:e>
+            <m:r>
+              <m:t>S</m:t>
+            </m:r>
+          </m:e>
+          <m:sub>
+            <m:r>
+              <m:t>f</m:t>
+            </m:r>
+          </m:sub>
+        </m:sSub>
+        <m:r>
+          <m:rPr>
+            <m:sty m:val="p"/>
+          </m:rPr>
+          <m:t>+</m:t>
+        </m:r>
+        <m:r>
+          <m:t>D</m:t>
+        </m:r>
+        <m:sSub>
+          <m:e>
+            <m:r>
+              <m:t>E</m:t>
+            </m:r>
+          </m:e>
+          <m:sub>
+            <m:r>
+              <m:t>f</m:t>
+            </m:r>
+          </m:sub>
+        </m:sSub>
+      </m:oMath>
+      <w:r>
+        <w:t xml:space="preserve">. The makespan</w:t>
+      </w:r>
+      <w:r>
+        <w:t xml:space="preserve"> </w:t>
+      </w:r>
+      <m:oMath>
+        <m:r>
+          <m:t>τ</m:t>
+        </m:r>
+      </m:oMath>
+      <w:r>
+        <w:t xml:space="preserve"> </w:t>
+      </w:r>
+      <w:r>
+        <w:t xml:space="preserve">is the largest</w:t>
+      </w:r>
+      <w:r>
+        <w:t xml:space="preserve"> </w:t>
+      </w:r>
+      <w:r>
+        <w:t xml:space="preserve">completion time.</w:t>
       </w:r>
     </w:p>
-    <w:bookmarkEnd w:id="16"/>
-    <w:bookmarkStart w:id="17" w:name="mixed-integer-formulation"/>
+    <w:bookmarkEnd w:id="14"/>
+    <w:bookmarkStart w:id="15" w:name="mixed-integer-formulation"/>
     <w:p>
       <w:pPr>
         <w:pStyle w:val="Heading3"/>
@@ -4203,8 +5157,8 @@
         <w:t xml:space="preserve">independent evaluator’s completion times, providing a model-fidelity check.</w:t>
       </w:r>
     </w:p>
-    <w:bookmarkEnd w:id="17"/>
-    <w:bookmarkStart w:id="18" w:name="time-window-extension-and-objective"/>
+    <w:bookmarkEnd w:id="15"/>
+    <w:bookmarkStart w:id="16" w:name="time-window-extension-and-objective"/>
     <w:p>
       <w:pPr>
         <w:pStyle w:val="Heading3"/>
@@ -4646,8 +5600,8 @@
         <w:t xml:space="preserve">proves equality with its bound.</w:t>
       </w:r>
     </w:p>
-    <w:bookmarkEnd w:id="18"/>
-    <w:bookmarkStart w:id="19" w:name="combinatorial-lower-bounds"/>
+    <w:bookmarkEnd w:id="16"/>
+    <w:bookmarkStart w:id="17" w:name="combinatorial-lower-bounds"/>
     <w:p>
       <w:pPr>
         <w:pStyle w:val="Heading3"/>
@@ -4661,13 +5615,554 @@
         <w:pStyle w:val="FirstParagraph"/>
       </w:pPr>
       <w:r>
-        <w:t xml:space="preserve">For gap reporting when exact bounds are weak we use two valid bounds whose</w:t>
-      </w:r>
-      <w:r>
-        <w:t xml:space="preserve"> </w:t>
-      </w:r>
-      <w:r>
-        <w:t xml:space="preserve">maximum bounds τ: (i) a</w:t>
+        <w:t xml:space="preserve">When CP-SAT returns no tight bound we report the gap against two valid,</w:t>
+      </w:r>
+      <w:r>
+        <w:t xml:space="preserve"> </w:t>
+      </w:r>
+      <w:r>
+        <w:t xml:space="preserve">polynomially computable bounds obtained by relaxing all door contention. For a</w:t>
+      </w:r>
+      <w:r>
+        <w:t xml:space="preserve"> </w:t>
+      </w:r>
+      <w:r>
+        <w:t xml:space="preserve">compound truck</w:t>
+      </w:r>
+      <w:r>
+        <w:t xml:space="preserve"> </w:t>
+      </w:r>
+      <m:oMath>
+        <m:r>
+          <m:t>i</m:t>
+        </m:r>
+      </m:oMath>
+      <w:r>
+        <w:t xml:space="preserve"> </w:t>
+      </w:r>
+      <w:r>
+        <w:t xml:space="preserve">retaining destination</w:t>
+      </w:r>
+      <w:r>
+        <w:t xml:space="preserve"> </w:t>
+      </w:r>
+      <m:oMath>
+        <m:r>
+          <m:t>d</m:t>
+        </m:r>
+      </m:oMath>
+      <w:r>
+        <w:t xml:space="preserve">, the earliest possible completion</w:t>
+      </w:r>
+      <w:r>
+        <w:t xml:space="preserve"> </w:t>
+      </w:r>
+      <w:r>
+        <w:t xml:space="preserve">is its release and docking, plus unloading everything but</w:t>
+      </w:r>
+      <w:r>
+        <w:t xml:space="preserve"> </w:t>
+      </w:r>
+      <m:oMath>
+        <m:r>
+          <m:t>d</m:t>
+        </m:r>
+      </m:oMath>
+      <w:r>
+        <w:t xml:space="preserve">, plus loading</w:t>
+      </w:r>
+      <w:r>
+        <w:t xml:space="preserve"> </w:t>
+      </w:r>
+      <m:oMath>
+        <m:r>
+          <m:t>d</m:t>
+        </m:r>
+      </m:oMath>
+      <w:r>
+        <w:t xml:space="preserve"> </w:t>
+      </w:r>
+      <w:r>
+        <w:t xml:space="preserve">from every other compound truck, plus undocking; minimizing over the retained</w:t>
+      </w:r>
+      <w:r>
+        <w:t xml:space="preserve"> </w:t>
+      </w:r>
+      <w:r>
+        <w:t xml:space="preserve">destination gives the per-truck earliest finish</w:t>
+      </w:r>
+    </w:p>
+    <w:p>
+      <w:pPr>
+        <w:pStyle w:val="BodyText"/>
+      </w:pPr>
+      <m:oMathPara>
+        <m:oMathParaPr>
+          <m:jc m:val="center"/>
+        </m:oMathParaPr>
+        <m:oMath>
+          <m:r>
+            <m:t>E</m:t>
+          </m:r>
+          <m:sSub>
+            <m:e>
+              <m:r>
+                <m:t>F</m:t>
+              </m:r>
+            </m:e>
+            <m:sub>
+              <m:r>
+                <m:t>i</m:t>
+              </m:r>
+            </m:sub>
+          </m:sSub>
+          <m:r>
+            <m:rPr>
+              <m:sty m:val="p"/>
+            </m:rPr>
+            <m:t>=</m:t>
+          </m:r>
+          <m:sSub>
+            <m:e>
+              <m:r>
+                <m:t>r</m:t>
+              </m:r>
+            </m:e>
+            <m:sub>
+              <m:r>
+                <m:t>i</m:t>
+              </m:r>
+            </m:sub>
+          </m:sSub>
+          <m:r>
+            <m:rPr>
+              <m:sty m:val="p"/>
+            </m:rPr>
+            <m:t>+</m:t>
+          </m:r>
+          <m:r>
+            <m:t>D</m:t>
+          </m:r>
+          <m:sSub>
+            <m:e>
+              <m:r>
+                <m:t>E</m:t>
+              </m:r>
+            </m:e>
+            <m:sub>
+              <m:r>
+                <m:t>i</m:t>
+              </m:r>
+            </m:sub>
+          </m:sSub>
+          <m:r>
+            <m:rPr>
+              <m:sty m:val="p"/>
+            </m:rPr>
+            <m:t>+</m:t>
+          </m:r>
+          <m:limLow>
+            <m:e>
+              <m:r>
+                <m:rPr>
+                  <m:sty m:val="p"/>
+                </m:rPr>
+                <m:t>min</m:t>
+              </m:r>
+            </m:e>
+            <m:lim>
+              <m:r>
+                <m:t>d</m:t>
+              </m:r>
+              <m:r>
+                <m:rPr>
+                  <m:sty m:val="p"/>
+                </m:rPr>
+                <m:t>∈</m:t>
+              </m:r>
+              <m:r>
+                <m:t>D</m:t>
+              </m:r>
+            </m:lim>
+          </m:limLow>
+          <m:d>
+            <m:dPr>
+              <m:begChr m:val="("/>
+              <m:sepChr m:val=""/>
+              <m:endChr m:val=")"/>
+              <m:grow/>
+            </m:dPr>
+            <m:e>
+              <m:sSub>
+                <m:e>
+                  <m:r>
+                    <m:t>H</m:t>
+                  </m:r>
+                </m:e>
+                <m:sub>
+                  <m:r>
+                    <m:t>i</m:t>
+                  </m:r>
+                </m:sub>
+              </m:sSub>
+              <m:r>
+                <m:rPr>
+                  <m:sty m:val="p"/>
+                </m:rPr>
+                <m:t>−</m:t>
+              </m:r>
+              <m:sSub>
+                <m:e>
+                  <m:r>
+                    <m:t>h</m:t>
+                  </m:r>
+                </m:e>
+                <m:sub>
+                  <m:r>
+                    <m:t>i</m:t>
+                  </m:r>
+                  <m:r>
+                    <m:t>d</m:t>
+                  </m:r>
+                </m:sub>
+              </m:sSub>
+              <m:r>
+                <m:rPr>
+                  <m:sty m:val="p"/>
+                </m:rPr>
+                <m:t>+</m:t>
+              </m:r>
+              <m:nary>
+                <m:naryPr>
+                  <m:chr m:val="∑"/>
+                  <m:limLoc m:val="undOvr"/>
+                  <m:subHide m:val="off"/>
+                  <m:supHide m:val="on"/>
+                </m:naryPr>
+                <m:sub>
+                  <m:r>
+                    <m:t>j</m:t>
+                  </m:r>
+                  <m:r>
+                    <m:rPr>
+                      <m:sty m:val="p"/>
+                    </m:rPr>
+                    <m:t>∈</m:t>
+                  </m:r>
+                  <m:r>
+                    <m:t>I</m:t>
+                  </m:r>
+                  <m:r>
+                    <m:rPr>
+                      <m:sty m:val="p"/>
+                    </m:rPr>
+                    <m:t>\</m:t>
+                  </m:r>
+                  <m:r>
+                    <m:rPr>
+                      <m:sty m:val="p"/>
+                    </m:rPr>
+                    <m:t>{</m:t>
+                  </m:r>
+                  <m:r>
+                    <m:t>i</m:t>
+                  </m:r>
+                  <m:r>
+                    <m:rPr>
+                      <m:sty m:val="p"/>
+                    </m:rPr>
+                    <m:t>}</m:t>
+                  </m:r>
+                </m:sub>
+                <m:sup>
+                  <m:r>
+                    <m:t>​</m:t>
+                  </m:r>
+                </m:sup>
+                <m:e>
+                  <m:sSub>
+                    <m:e>
+                      <m:r>
+                        <m:t>h</m:t>
+                      </m:r>
+                    </m:e>
+                    <m:sub>
+                      <m:r>
+                        <m:t>j</m:t>
+                      </m:r>
+                      <m:r>
+                        <m:t>d</m:t>
+                      </m:r>
+                    </m:sub>
+                  </m:sSub>
+                </m:e>
+              </m:nary>
+            </m:e>
+          </m:d>
+          <m:r>
+            <m:rPr>
+              <m:sty m:val="p"/>
+            </m:rPr>
+            <m:t>+</m:t>
+          </m:r>
+          <m:r>
+            <m:t>D</m:t>
+          </m:r>
+          <m:sSub>
+            <m:e>
+              <m:r>
+                <m:t>L</m:t>
+              </m:r>
+            </m:e>
+            <m:sub>
+              <m:r>
+                <m:t>i</m:t>
+              </m:r>
+            </m:sub>
+          </m:sSub>
+          <m:r>
+            <m:rPr>
+              <m:sty m:val="p"/>
+            </m:rPr>
+            <m:t>,</m:t>
+          </m:r>
+          <m:r>
+            <m:t> </m:t>
+          </m:r>
+          <m:r>
+            <m:t>i</m:t>
+          </m:r>
+          <m:r>
+            <m:rPr>
+              <m:sty m:val="p"/>
+            </m:rPr>
+            <m:t>∈</m:t>
+          </m:r>
+          <m:r>
+            <m:t>I</m:t>
+          </m:r>
+          <m:r>
+            <m:rPr>
+              <m:sty m:val="p"/>
+            </m:rPr>
+            <m:t>,</m:t>
+          </m:r>
+        </m:oMath>
+      </m:oMathPara>
+    </w:p>
+    <w:p>
+      <w:pPr>
+        <w:pStyle w:val="FirstParagraph"/>
+      </w:pPr>
+      <w:r>
+        <w:t xml:space="preserve">while an outbound truck</w:t>
+      </w:r>
+      <w:r>
+        <w:t xml:space="preserve"> </w:t>
+      </w:r>
+      <m:oMath>
+        <m:r>
+          <m:t>f</m:t>
+        </m:r>
+      </m:oMath>
+      <w:r>
+        <w:t xml:space="preserve">, whose only work is loading its destination, has</w:t>
+      </w:r>
+    </w:p>
+    <w:p>
+      <w:pPr>
+        <w:pStyle w:val="BodyText"/>
+      </w:pPr>
+      <m:oMathPara>
+        <m:oMathParaPr>
+          <m:jc m:val="center"/>
+        </m:oMathParaPr>
+        <m:oMath>
+          <m:r>
+            <m:t>E</m:t>
+          </m:r>
+          <m:sSub>
+            <m:e>
+              <m:r>
+                <m:t>F</m:t>
+              </m:r>
+            </m:e>
+            <m:sub>
+              <m:r>
+                <m:t>f</m:t>
+              </m:r>
+            </m:sub>
+          </m:sSub>
+          <m:r>
+            <m:rPr>
+              <m:sty m:val="p"/>
+            </m:rPr>
+            <m:t>=</m:t>
+          </m:r>
+          <m:sSub>
+            <m:e>
+              <m:r>
+                <m:t>r</m:t>
+              </m:r>
+            </m:e>
+            <m:sub>
+              <m:r>
+                <m:t>f</m:t>
+              </m:r>
+            </m:sub>
+          </m:sSub>
+          <m:r>
+            <m:rPr>
+              <m:sty m:val="p"/>
+            </m:rPr>
+            <m:t>+</m:t>
+          </m:r>
+          <m:r>
+            <m:t>D</m:t>
+          </m:r>
+          <m:sSub>
+            <m:e>
+              <m:r>
+                <m:t>E</m:t>
+              </m:r>
+            </m:e>
+            <m:sub>
+              <m:r>
+                <m:t>f</m:t>
+              </m:r>
+            </m:sub>
+          </m:sSub>
+          <m:r>
+            <m:rPr>
+              <m:sty m:val="p"/>
+            </m:rPr>
+            <m:t>+</m:t>
+          </m:r>
+          <m:limLow>
+            <m:e>
+              <m:r>
+                <m:rPr>
+                  <m:sty m:val="p"/>
+                </m:rPr>
+                <m:t>min</m:t>
+              </m:r>
+            </m:e>
+            <m:lim>
+              <m:r>
+                <m:t>d</m:t>
+              </m:r>
+              <m:r>
+                <m:rPr>
+                  <m:sty m:val="p"/>
+                </m:rPr>
+                <m:t>∈</m:t>
+              </m:r>
+              <m:r>
+                <m:t>D</m:t>
+              </m:r>
+            </m:lim>
+          </m:limLow>
+          <m:nary>
+            <m:naryPr>
+              <m:chr m:val="∑"/>
+              <m:limLoc m:val="undOvr"/>
+              <m:subHide m:val="off"/>
+              <m:supHide m:val="on"/>
+            </m:naryPr>
+            <m:sub>
+              <m:r>
+                <m:t>j</m:t>
+              </m:r>
+              <m:r>
+                <m:rPr>
+                  <m:sty m:val="p"/>
+                </m:rPr>
+                <m:t>∈</m:t>
+              </m:r>
+              <m:r>
+                <m:t>I</m:t>
+              </m:r>
+            </m:sub>
+            <m:sup>
+              <m:r>
+                <m:t>​</m:t>
+              </m:r>
+            </m:sup>
+            <m:e>
+              <m:sSub>
+                <m:e>
+                  <m:r>
+                    <m:t>h</m:t>
+                  </m:r>
+                </m:e>
+                <m:sub>
+                  <m:r>
+                    <m:t>j</m:t>
+                  </m:r>
+                  <m:r>
+                    <m:t>d</m:t>
+                  </m:r>
+                </m:sub>
+              </m:sSub>
+            </m:e>
+          </m:nary>
+          <m:r>
+            <m:rPr>
+              <m:sty m:val="p"/>
+            </m:rPr>
+            <m:t>+</m:t>
+          </m:r>
+          <m:r>
+            <m:t>D</m:t>
+          </m:r>
+          <m:sSub>
+            <m:e>
+              <m:r>
+                <m:t>L</m:t>
+              </m:r>
+            </m:e>
+            <m:sub>
+              <m:r>
+                <m:t>f</m:t>
+              </m:r>
+            </m:sub>
+          </m:sSub>
+          <m:r>
+            <m:rPr>
+              <m:sty m:val="p"/>
+            </m:rPr>
+            <m:t>,</m:t>
+          </m:r>
+          <m:r>
+            <m:t> </m:t>
+          </m:r>
+          <m:r>
+            <m:t>f</m:t>
+          </m:r>
+          <m:r>
+            <m:rPr>
+              <m:sty m:val="p"/>
+            </m:rPr>
+            <m:t>∈</m:t>
+          </m:r>
+          <m:r>
+            <m:t>F</m:t>
+          </m:r>
+          <m:r>
+            <m:rPr>
+              <m:sty m:val="p"/>
+            </m:rPr>
+            <m:t>.</m:t>
+          </m:r>
+        </m:oMath>
+      </m:oMathPara>
+    </w:p>
+    <w:p>
+      <w:pPr>
+        <w:pStyle w:val="FirstParagraph"/>
+      </w:pPr>
+      <w:r>
+        <w:t xml:space="preserve">The</w:t>
       </w:r>
       <w:r>
         <w:t xml:space="preserve"> </w:t>
@@ -4683,19 +6178,117 @@
         <w:t xml:space="preserve"> </w:t>
       </w:r>
       <w:r>
-        <w:t xml:space="preserve">bound — for each truck, the fastest</w:t>
-      </w:r>
-      <w:r>
-        <w:t xml:space="preserve"> </w:t>
-      </w:r>
-      <w:r>
-        <w:t xml:space="preserve">possible completion over all retained-destination choices, relaxing all door</w:t>
-      </w:r>
-      <w:r>
-        <w:t xml:space="preserve"> </w:t>
-      </w:r>
-      <w:r>
-        <w:t xml:space="preserve">contention; (ii) a</w:t>
+        <w:t xml:space="preserve">makespan bound is the longest unavoidable single-truck</w:t>
+      </w:r>
+      <w:r>
+        <w:t xml:space="preserve"> </w:t>
+      </w:r>
+      <w:r>
+        <w:t xml:space="preserve">chain,</w:t>
+      </w:r>
+    </w:p>
+    <w:p>
+      <w:pPr>
+        <w:pStyle w:val="BodyText"/>
+      </w:pPr>
+      <m:oMathPara>
+        <m:oMathParaPr>
+          <m:jc m:val="center"/>
+        </m:oMathParaPr>
+        <m:oMath>
+          <m:r>
+            <m:t>L</m:t>
+          </m:r>
+          <m:sSub>
+            <m:e>
+              <m:r>
+                <m:t>B</m:t>
+              </m:r>
+            </m:e>
+            <m:sub>
+              <m:r>
+                <m:rPr>
+                  <m:sty m:val="p"/>
+                </m:rPr>
+                <m:t>c</m:t>
+              </m:r>
+              <m:r>
+                <m:rPr>
+                  <m:sty m:val="p"/>
+                </m:rPr>
+                <m:t>c</m:t>
+              </m:r>
+            </m:sub>
+          </m:sSub>
+          <m:r>
+            <m:rPr>
+              <m:sty m:val="p"/>
+            </m:rPr>
+            <m:t>=</m:t>
+          </m:r>
+          <m:limLow>
+            <m:e>
+              <m:r>
+                <m:rPr>
+                  <m:sty m:val="p"/>
+                </m:rPr>
+                <m:t>max</m:t>
+              </m:r>
+            </m:e>
+            <m:lim>
+              <m:r>
+                <m:t>q</m:t>
+              </m:r>
+              <m:r>
+                <m:rPr>
+                  <m:sty m:val="p"/>
+                </m:rPr>
+                <m:t>∈</m:t>
+              </m:r>
+              <m:r>
+                <m:t>I</m:t>
+              </m:r>
+              <m:r>
+                <m:rPr>
+                  <m:sty m:val="p"/>
+                </m:rPr>
+                <m:t>∪</m:t>
+              </m:r>
+              <m:r>
+                <m:t>F</m:t>
+              </m:r>
+            </m:lim>
+          </m:limLow>
+          <m:r>
+            <m:t>E</m:t>
+          </m:r>
+          <m:sSub>
+            <m:e>
+              <m:r>
+                <m:t>F</m:t>
+              </m:r>
+            </m:e>
+            <m:sub>
+              <m:r>
+                <m:t>q</m:t>
+              </m:r>
+            </m:sub>
+          </m:sSub>
+          <m:r>
+            <m:rPr>
+              <m:sty m:val="p"/>
+            </m:rPr>
+            <m:t>.</m:t>
+          </m:r>
+        </m:oMath>
+      </m:oMathPara>
+    </w:p>
+    <w:p>
+      <w:pPr>
+        <w:pStyle w:val="FirstParagraph"/>
+      </w:pPr>
+      <w:r>
+        <w:t xml:space="preserve">The</w:t>
       </w:r>
       <w:r>
         <w:t xml:space="preserve"> </w:t>
@@ -4711,30 +6304,997 @@
         <w:t xml:space="preserve"> </w:t>
       </w:r>
       <w:r>
-        <w:t xml:space="preserve">bound — the total unavoidable door occupancy</w:t>
-      </w:r>
-      <w:r>
-        <w:t xml:space="preserve"> </w:t>
-      </w:r>
-      <w:r>
-        <w:t xml:space="preserve">divided by |M|. A structural tardiness bound follows by applying (i) per truck</w:t>
-      </w:r>
-      <w:r>
-        <w:t xml:space="preserve"> </w:t>
-      </w:r>
-      <w:r>
-        <w:t xml:space="preserve">against its due date; since both terms bound their objective components for any</w:t>
-      </w:r>
-      <w:r>
-        <w:t xml:space="preserve"> </w:t>
-      </w:r>
-      <w:r>
-        <w:t xml:space="preserve">feasible solution, LB_τ + λ·LB_T is a valid bound on (16).</w:t>
+        <w:t xml:space="preserve">bound spreads the total forced door occupancy over the</w:t>
+      </w:r>
+      <w:r>
+        <w:t xml:space="preserve"> </w:t>
+      </w:r>
+      <m:oMath>
+        <m:r>
+          <m:rPr>
+            <m:sty m:val="p"/>
+          </m:rPr>
+          <m:t>|</m:t>
+        </m:r>
+        <m:r>
+          <m:t>M</m:t>
+        </m:r>
+        <m:r>
+          <m:rPr>
+            <m:sty m:val="p"/>
+          </m:rPr>
+          <m:t>|</m:t>
+        </m:r>
+      </m:oMath>
+      <w:r>
+        <w:t xml:space="preserve"> </w:t>
+      </w:r>
+      <w:r>
+        <w:t xml:space="preserve">doors. Each truck holds a door for at least its changeovers and its minimal</w:t>
+      </w:r>
+      <w:r>
+        <w:t xml:space="preserve"> </w:t>
+      </w:r>
+      <w:r>
+        <w:t xml:space="preserve">unloading and loading work,</w:t>
       </w:r>
     </w:p>
-    <w:bookmarkEnd w:id="19"/>
-    <w:bookmarkEnd w:id="20"/>
-    <w:bookmarkStart w:id="23" w:name="vaa-gils-guided-iterated-local-search"/>
+    <w:p>
+      <w:pPr>
+        <w:pStyle w:val="BodyText"/>
+      </w:pPr>
+      <m:oMathPara>
+        <m:oMathParaPr>
+          <m:jc m:val="center"/>
+        </m:oMathParaPr>
+        <m:oMath>
+          <m:sSub>
+            <m:e>
+              <m:r>
+                <m:t>o</m:t>
+              </m:r>
+            </m:e>
+            <m:sub>
+              <m:r>
+                <m:t>i</m:t>
+              </m:r>
+            </m:sub>
+          </m:sSub>
+          <m:r>
+            <m:rPr>
+              <m:sty m:val="p"/>
+            </m:rPr>
+            <m:t>=</m:t>
+          </m:r>
+          <m:r>
+            <m:t>D</m:t>
+          </m:r>
+          <m:sSub>
+            <m:e>
+              <m:r>
+                <m:t>E</m:t>
+              </m:r>
+            </m:e>
+            <m:sub>
+              <m:r>
+                <m:t>i</m:t>
+              </m:r>
+            </m:sub>
+          </m:sSub>
+          <m:r>
+            <m:rPr>
+              <m:sty m:val="p"/>
+            </m:rPr>
+            <m:t>+</m:t>
+          </m:r>
+          <m:d>
+            <m:dPr>
+              <m:begChr m:val="("/>
+              <m:sepChr m:val=""/>
+              <m:endChr m:val=")"/>
+              <m:grow/>
+            </m:dPr>
+            <m:e>
+              <m:sSub>
+                <m:e>
+                  <m:r>
+                    <m:t>H</m:t>
+                  </m:r>
+                </m:e>
+                <m:sub>
+                  <m:r>
+                    <m:t>i</m:t>
+                  </m:r>
+                </m:sub>
+              </m:sSub>
+              <m:r>
+                <m:rPr>
+                  <m:sty m:val="p"/>
+                </m:rPr>
+                <m:t>−</m:t>
+              </m:r>
+              <m:limLow>
+                <m:e>
+                  <m:r>
+                    <m:rPr>
+                      <m:sty m:val="p"/>
+                    </m:rPr>
+                    <m:t>max</m:t>
+                  </m:r>
+                </m:e>
+                <m:lim>
+                  <m:r>
+                    <m:t>d</m:t>
+                  </m:r>
+                </m:lim>
+              </m:limLow>
+              <m:sSub>
+                <m:e>
+                  <m:r>
+                    <m:t>h</m:t>
+                  </m:r>
+                </m:e>
+                <m:sub>
+                  <m:r>
+                    <m:t>i</m:t>
+                  </m:r>
+                  <m:r>
+                    <m:t>d</m:t>
+                  </m:r>
+                </m:sub>
+              </m:sSub>
+            </m:e>
+          </m:d>
+          <m:r>
+            <m:rPr>
+              <m:sty m:val="p"/>
+            </m:rPr>
+            <m:t>+</m:t>
+          </m:r>
+          <m:limLow>
+            <m:e>
+              <m:r>
+                <m:rPr>
+                  <m:sty m:val="p"/>
+                </m:rPr>
+                <m:t>min</m:t>
+              </m:r>
+            </m:e>
+            <m:lim>
+              <m:r>
+                <m:t>d</m:t>
+              </m:r>
+            </m:lim>
+          </m:limLow>
+          <m:nary>
+            <m:naryPr>
+              <m:chr m:val="∑"/>
+              <m:limLoc m:val="undOvr"/>
+              <m:subHide m:val="off"/>
+              <m:supHide m:val="on"/>
+            </m:naryPr>
+            <m:sub>
+              <m:r>
+                <m:t>j</m:t>
+              </m:r>
+              <m:r>
+                <m:rPr>
+                  <m:sty m:val="p"/>
+                </m:rPr>
+                <m:t>∈</m:t>
+              </m:r>
+              <m:r>
+                <m:t>I</m:t>
+              </m:r>
+              <m:r>
+                <m:rPr>
+                  <m:sty m:val="p"/>
+                </m:rPr>
+                <m:t>\</m:t>
+              </m:r>
+              <m:r>
+                <m:rPr>
+                  <m:sty m:val="p"/>
+                </m:rPr>
+                <m:t>{</m:t>
+              </m:r>
+              <m:r>
+                <m:t>i</m:t>
+              </m:r>
+              <m:r>
+                <m:rPr>
+                  <m:sty m:val="p"/>
+                </m:rPr>
+                <m:t>}</m:t>
+              </m:r>
+            </m:sub>
+            <m:sup>
+              <m:r>
+                <m:t>​</m:t>
+              </m:r>
+            </m:sup>
+            <m:e>
+              <m:sSub>
+                <m:e>
+                  <m:r>
+                    <m:t>h</m:t>
+                  </m:r>
+                </m:e>
+                <m:sub>
+                  <m:r>
+                    <m:t>j</m:t>
+                  </m:r>
+                  <m:r>
+                    <m:t>d</m:t>
+                  </m:r>
+                </m:sub>
+              </m:sSub>
+            </m:e>
+          </m:nary>
+          <m:r>
+            <m:rPr>
+              <m:sty m:val="p"/>
+            </m:rPr>
+            <m:t>+</m:t>
+          </m:r>
+          <m:r>
+            <m:t>D</m:t>
+          </m:r>
+          <m:sSub>
+            <m:e>
+              <m:r>
+                <m:t>L</m:t>
+              </m:r>
+            </m:e>
+            <m:sub>
+              <m:r>
+                <m:t>i</m:t>
+              </m:r>
+            </m:sub>
+          </m:sSub>
+          <m:r>
+            <m:rPr>
+              <m:sty m:val="p"/>
+            </m:rPr>
+            <m:t>,</m:t>
+          </m:r>
+          <m:r>
+            <m:t>  </m:t>
+          </m:r>
+          <m:sSub>
+            <m:e>
+              <m:r>
+                <m:t>o</m:t>
+              </m:r>
+            </m:e>
+            <m:sub>
+              <m:r>
+                <m:t>f</m:t>
+              </m:r>
+            </m:sub>
+          </m:sSub>
+          <m:r>
+            <m:rPr>
+              <m:sty m:val="p"/>
+            </m:rPr>
+            <m:t>=</m:t>
+          </m:r>
+          <m:r>
+            <m:t>D</m:t>
+          </m:r>
+          <m:sSub>
+            <m:e>
+              <m:r>
+                <m:t>E</m:t>
+              </m:r>
+            </m:e>
+            <m:sub>
+              <m:r>
+                <m:t>f</m:t>
+              </m:r>
+            </m:sub>
+          </m:sSub>
+          <m:r>
+            <m:rPr>
+              <m:sty m:val="p"/>
+            </m:rPr>
+            <m:t>+</m:t>
+          </m:r>
+          <m:limLow>
+            <m:e>
+              <m:r>
+                <m:rPr>
+                  <m:sty m:val="p"/>
+                </m:rPr>
+                <m:t>min</m:t>
+              </m:r>
+            </m:e>
+            <m:lim>
+              <m:r>
+                <m:t>d</m:t>
+              </m:r>
+            </m:lim>
+          </m:limLow>
+          <m:nary>
+            <m:naryPr>
+              <m:chr m:val="∑"/>
+              <m:limLoc m:val="undOvr"/>
+              <m:subHide m:val="off"/>
+              <m:supHide m:val="on"/>
+            </m:naryPr>
+            <m:sub>
+              <m:r>
+                <m:t>j</m:t>
+              </m:r>
+              <m:r>
+                <m:rPr>
+                  <m:sty m:val="p"/>
+                </m:rPr>
+                <m:t>∈</m:t>
+              </m:r>
+              <m:r>
+                <m:t>I</m:t>
+              </m:r>
+            </m:sub>
+            <m:sup>
+              <m:r>
+                <m:t>​</m:t>
+              </m:r>
+            </m:sup>
+            <m:e>
+              <m:sSub>
+                <m:e>
+                  <m:r>
+                    <m:t>h</m:t>
+                  </m:r>
+                </m:e>
+                <m:sub>
+                  <m:r>
+                    <m:t>j</m:t>
+                  </m:r>
+                  <m:r>
+                    <m:t>d</m:t>
+                  </m:r>
+                </m:sub>
+              </m:sSub>
+            </m:e>
+          </m:nary>
+          <m:r>
+            <m:rPr>
+              <m:sty m:val="p"/>
+            </m:rPr>
+            <m:t>+</m:t>
+          </m:r>
+          <m:r>
+            <m:t>D</m:t>
+          </m:r>
+          <m:sSub>
+            <m:e>
+              <m:r>
+                <m:t>L</m:t>
+              </m:r>
+            </m:e>
+            <m:sub>
+              <m:r>
+                <m:t>f</m:t>
+              </m:r>
+            </m:sub>
+          </m:sSub>
+          <m:r>
+            <m:rPr>
+              <m:sty m:val="p"/>
+            </m:rPr>
+            <m:t>,</m:t>
+          </m:r>
+        </m:oMath>
+      </m:oMathPara>
+    </w:p>
+    <w:p>
+      <w:pPr>
+        <w:pStyle w:val="FirstParagraph"/>
+      </w:pPr>
+      <m:oMathPara>
+        <m:oMathParaPr>
+          <m:jc m:val="center"/>
+        </m:oMathParaPr>
+        <m:oMath>
+          <m:r>
+            <m:t>L</m:t>
+          </m:r>
+          <m:sSub>
+            <m:e>
+              <m:r>
+                <m:t>B</m:t>
+              </m:r>
+            </m:e>
+            <m:sub>
+              <m:r>
+                <m:rPr>
+                  <m:sty m:val="p"/>
+                </m:rPr>
+                <m:t>d</m:t>
+              </m:r>
+              <m:r>
+                <m:rPr>
+                  <m:sty m:val="p"/>
+                </m:rPr>
+                <m:t>a</m:t>
+              </m:r>
+            </m:sub>
+          </m:sSub>
+          <m:r>
+            <m:rPr>
+              <m:sty m:val="p"/>
+            </m:rPr>
+            <m:t>=</m:t>
+          </m:r>
+          <m:f>
+            <m:fPr>
+              <m:type m:val="bar"/>
+            </m:fPr>
+            <m:num>
+              <m:r>
+                <m:t>1</m:t>
+              </m:r>
+            </m:num>
+            <m:den>
+              <m:r>
+                <m:rPr>
+                  <m:sty m:val="p"/>
+                </m:rPr>
+                <m:t>|</m:t>
+              </m:r>
+              <m:r>
+                <m:t>M</m:t>
+              </m:r>
+              <m:r>
+                <m:rPr>
+                  <m:sty m:val="p"/>
+                </m:rPr>
+                <m:t>|</m:t>
+              </m:r>
+            </m:den>
+          </m:f>
+          <m:d>
+            <m:dPr>
+              <m:begChr m:val="("/>
+              <m:sepChr m:val=""/>
+              <m:endChr m:val=")"/>
+              <m:grow/>
+            </m:dPr>
+            <m:e>
+              <m:nary>
+                <m:naryPr>
+                  <m:chr m:val="∑"/>
+                  <m:limLoc m:val="undOvr"/>
+                  <m:subHide m:val="off"/>
+                  <m:supHide m:val="on"/>
+                </m:naryPr>
+                <m:sub>
+                  <m:r>
+                    <m:t>i</m:t>
+                  </m:r>
+                  <m:r>
+                    <m:rPr>
+                      <m:sty m:val="p"/>
+                    </m:rPr>
+                    <m:t>∈</m:t>
+                  </m:r>
+                  <m:r>
+                    <m:t>I</m:t>
+                  </m:r>
+                </m:sub>
+                <m:sup>
+                  <m:r>
+                    <m:t>​</m:t>
+                  </m:r>
+                </m:sup>
+                <m:e>
+                  <m:sSub>
+                    <m:e>
+                      <m:r>
+                        <m:t>o</m:t>
+                      </m:r>
+                    </m:e>
+                    <m:sub>
+                      <m:r>
+                        <m:t>i</m:t>
+                      </m:r>
+                    </m:sub>
+                  </m:sSub>
+                </m:e>
+              </m:nary>
+              <m:r>
+                <m:rPr>
+                  <m:sty m:val="p"/>
+                </m:rPr>
+                <m:t>+</m:t>
+              </m:r>
+              <m:nary>
+                <m:naryPr>
+                  <m:chr m:val="∑"/>
+                  <m:limLoc m:val="undOvr"/>
+                  <m:subHide m:val="off"/>
+                  <m:supHide m:val="on"/>
+                </m:naryPr>
+                <m:sub>
+                  <m:r>
+                    <m:t>f</m:t>
+                  </m:r>
+                  <m:r>
+                    <m:rPr>
+                      <m:sty m:val="p"/>
+                    </m:rPr>
+                    <m:t>∈</m:t>
+                  </m:r>
+                  <m:r>
+                    <m:t>F</m:t>
+                  </m:r>
+                </m:sub>
+                <m:sup>
+                  <m:r>
+                    <m:t>​</m:t>
+                  </m:r>
+                </m:sup>
+                <m:e>
+                  <m:sSub>
+                    <m:e>
+                      <m:r>
+                        <m:t>o</m:t>
+                      </m:r>
+                    </m:e>
+                    <m:sub>
+                      <m:r>
+                        <m:t>f</m:t>
+                      </m:r>
+                    </m:sub>
+                  </m:sSub>
+                </m:e>
+              </m:nary>
+            </m:e>
+          </m:d>
+          <m:r>
+            <m:rPr>
+              <m:sty m:val="p"/>
+            </m:rPr>
+            <m:t>.</m:t>
+          </m:r>
+        </m:oMath>
+      </m:oMathPara>
+    </w:p>
+    <w:p>
+      <w:pPr>
+        <w:pStyle w:val="FirstParagraph"/>
+      </w:pPr>
+      <w:r>
+        <w:t xml:space="preserve">Because doors run in parallel and both derivations only drop constraints,</w:t>
+      </w:r>
+      <w:r>
+        <w:t xml:space="preserve"> </w:t>
+      </w:r>
+      <m:oMath>
+        <m:r>
+          <m:t>L</m:t>
+        </m:r>
+        <m:sSub>
+          <m:e>
+            <m:r>
+              <m:t>B</m:t>
+            </m:r>
+          </m:e>
+          <m:sub>
+            <m:r>
+              <m:t>τ</m:t>
+            </m:r>
+          </m:sub>
+        </m:sSub>
+        <m:r>
+          <m:rPr>
+            <m:sty m:val="p"/>
+          </m:rPr>
+          <m:t>=</m:t>
+        </m:r>
+        <m:r>
+          <m:rPr>
+            <m:sty m:val="p"/>
+          </m:rPr>
+          <m:t>max</m:t>
+        </m:r>
+        <m:r>
+          <m:rPr>
+            <m:sty m:val="p"/>
+          </m:rPr>
+          <m:t>{</m:t>
+        </m:r>
+        <m:r>
+          <m:t>L</m:t>
+        </m:r>
+        <m:sSub>
+          <m:e>
+            <m:r>
+              <m:t>B</m:t>
+            </m:r>
+          </m:e>
+          <m:sub>
+            <m:r>
+              <m:rPr>
+                <m:sty m:val="p"/>
+              </m:rPr>
+              <m:t>c</m:t>
+            </m:r>
+            <m:r>
+              <m:rPr>
+                <m:sty m:val="p"/>
+              </m:rPr>
+              <m:t>c</m:t>
+            </m:r>
+          </m:sub>
+        </m:sSub>
+        <m:r>
+          <m:rPr>
+            <m:sty m:val="p"/>
+          </m:rPr>
+          <m:t>,</m:t>
+        </m:r>
+        <m:r>
+          <m:t>L</m:t>
+        </m:r>
+        <m:sSub>
+          <m:e>
+            <m:r>
+              <m:t>B</m:t>
+            </m:r>
+          </m:e>
+          <m:sub>
+            <m:r>
+              <m:rPr>
+                <m:sty m:val="p"/>
+              </m:rPr>
+              <m:t>d</m:t>
+            </m:r>
+            <m:r>
+              <m:rPr>
+                <m:sty m:val="p"/>
+              </m:rPr>
+              <m:t>a</m:t>
+            </m:r>
+          </m:sub>
+        </m:sSub>
+        <m:r>
+          <m:rPr>
+            <m:sty m:val="p"/>
+          </m:rPr>
+          <m:t>}</m:t>
+        </m:r>
+      </m:oMath>
+      <w:r>
+        <w:t xml:space="preserve"> </w:t>
+      </w:r>
+      <w:r>
+        <w:t xml:space="preserve">is a valid lower bound on the</w:t>
+      </w:r>
+      <w:r>
+        <w:t xml:space="preserve"> </w:t>
+      </w:r>
+      <w:r>
+        <w:t xml:space="preserve">makespan. A structural tardiness bound follows because each</w:t>
+      </w:r>
+      <w:r>
+        <w:t xml:space="preserve"> </w:t>
+      </w:r>
+      <m:oMath>
+        <m:r>
+          <m:t>E</m:t>
+        </m:r>
+        <m:sSub>
+          <m:e>
+            <m:r>
+              <m:t>F</m:t>
+            </m:r>
+          </m:e>
+          <m:sub>
+            <m:r>
+              <m:t>q</m:t>
+            </m:r>
+          </m:sub>
+        </m:sSub>
+      </m:oMath>
+      <w:r>
+        <w:t xml:space="preserve"> </w:t>
+      </w:r>
+      <w:r>
+        <w:t xml:space="preserve">underestimates</w:t>
+      </w:r>
+      <w:r>
+        <w:t xml:space="preserve"> </w:t>
+      </w:r>
+      <m:oMath>
+        <m:sSub>
+          <m:e>
+            <m:r>
+              <m:t>C</m:t>
+            </m:r>
+          </m:e>
+          <m:sub>
+            <m:r>
+              <m:t>q</m:t>
+            </m:r>
+          </m:sub>
+        </m:sSub>
+      </m:oMath>
+      <w:r>
+        <w:t xml:space="preserve"> </w:t>
+      </w:r>
+      <w:r>
+        <w:t xml:space="preserve">in any feasible schedule,</w:t>
+      </w:r>
+    </w:p>
+    <w:p>
+      <w:pPr>
+        <w:pStyle w:val="BodyText"/>
+      </w:pPr>
+      <m:oMathPara>
+        <m:oMathParaPr>
+          <m:jc m:val="center"/>
+        </m:oMathParaPr>
+        <m:oMath>
+          <m:r>
+            <m:t>L</m:t>
+          </m:r>
+          <m:sSub>
+            <m:e>
+              <m:r>
+                <m:t>B</m:t>
+              </m:r>
+            </m:e>
+            <m:sub>
+              <m:r>
+                <m:t>T</m:t>
+              </m:r>
+            </m:sub>
+          </m:sSub>
+          <m:r>
+            <m:rPr>
+              <m:sty m:val="p"/>
+            </m:rPr>
+            <m:t>=</m:t>
+          </m:r>
+          <m:nary>
+            <m:naryPr>
+              <m:chr m:val="∑"/>
+              <m:limLoc m:val="undOvr"/>
+              <m:subHide m:val="off"/>
+              <m:supHide m:val="on"/>
+            </m:naryPr>
+            <m:sub>
+              <m:r>
+                <m:t>q</m:t>
+              </m:r>
+              <m:r>
+                <m:rPr>
+                  <m:sty m:val="p"/>
+                </m:rPr>
+                <m:t>:</m:t>
+              </m:r>
+              <m:r>
+                <m:t> </m:t>
+              </m:r>
+              <m:sSub>
+                <m:e>
+                  <m:acc>
+                    <m:accPr>
+                      <m:chr m:val="‾"/>
+                    </m:accPr>
+                    <m:e>
+                      <m:r>
+                        <m:t>d</m:t>
+                      </m:r>
+                    </m:e>
+                  </m:acc>
+                </m:e>
+                <m:sub>
+                  <m:r>
+                    <m:t>q</m:t>
+                  </m:r>
+                </m:sub>
+              </m:sSub>
+              <m:r>
+                <m:rPr>
+                  <m:sty m:val="p"/>
+                </m:rPr>
+                <m:t>&lt;</m:t>
+              </m:r>
+              <m:r>
+                <m:rPr>
+                  <m:sty m:val="p"/>
+                </m:rPr>
+                <m:t>∞</m:t>
+              </m:r>
+            </m:sub>
+            <m:sup>
+              <m:r>
+                <m:t>​</m:t>
+              </m:r>
+            </m:sup>
+            <m:e>
+              <m:r>
+                <m:rPr>
+                  <m:sty m:val="p"/>
+                </m:rPr>
+                <m:t>max</m:t>
+              </m:r>
+            </m:e>
+          </m:nary>
+          <m:r>
+            <m:rPr>
+              <m:sty m:val="p"/>
+            </m:rPr>
+            <m:t>{</m:t>
+          </m:r>
+          <m:r>
+            <m:t>0</m:t>
+          </m:r>
+          <m:r>
+            <m:rPr>
+              <m:sty m:val="p"/>
+            </m:rPr>
+            <m:t>,</m:t>
+          </m:r>
+          <m:r>
+            <m:t> </m:t>
+          </m:r>
+          <m:r>
+            <m:t>E</m:t>
+          </m:r>
+          <m:sSub>
+            <m:e>
+              <m:r>
+                <m:t>F</m:t>
+              </m:r>
+            </m:e>
+            <m:sub>
+              <m:r>
+                <m:t>q</m:t>
+              </m:r>
+            </m:sub>
+          </m:sSub>
+          <m:r>
+            <m:rPr>
+              <m:sty m:val="p"/>
+            </m:rPr>
+            <m:t>−</m:t>
+          </m:r>
+          <m:sSub>
+            <m:e>
+              <m:acc>
+                <m:accPr>
+                  <m:chr m:val="‾"/>
+                </m:accPr>
+                <m:e>
+                  <m:r>
+                    <m:t>d</m:t>
+                  </m:r>
+                </m:e>
+              </m:acc>
+            </m:e>
+            <m:sub>
+              <m:r>
+                <m:t>q</m:t>
+              </m:r>
+            </m:sub>
+          </m:sSub>
+          <m:r>
+            <m:rPr>
+              <m:sty m:val="p"/>
+            </m:rPr>
+            <m:t>}</m:t>
+          </m:r>
+          <m:r>
+            <m:rPr>
+              <m:sty m:val="p"/>
+            </m:rPr>
+            <m:t>.</m:t>
+          </m:r>
+        </m:oMath>
+      </m:oMathPara>
+    </w:p>
+    <w:p>
+      <w:pPr>
+        <w:pStyle w:val="FirstParagraph"/>
+      </w:pPr>
+      <w:r>
+        <w:t xml:space="preserve">Since each term lower-bounds its objective component for every feasible</w:t>
+      </w:r>
+      <w:r>
+        <w:t xml:space="preserve"> </w:t>
+      </w:r>
+      <w:r>
+        <w:t xml:space="preserve">solution,</w:t>
+      </w:r>
+      <w:r>
+        <w:t xml:space="preserve"> </w:t>
+      </w:r>
+      <m:oMath>
+        <m:r>
+          <m:t>L</m:t>
+        </m:r>
+        <m:sSub>
+          <m:e>
+            <m:r>
+              <m:t>B</m:t>
+            </m:r>
+          </m:e>
+          <m:sub>
+            <m:r>
+              <m:t>J</m:t>
+            </m:r>
+          </m:sub>
+        </m:sSub>
+        <m:r>
+          <m:rPr>
+            <m:sty m:val="p"/>
+          </m:rPr>
+          <m:t>=</m:t>
+        </m:r>
+        <m:r>
+          <m:t>L</m:t>
+        </m:r>
+        <m:sSub>
+          <m:e>
+            <m:r>
+              <m:t>B</m:t>
+            </m:r>
+          </m:e>
+          <m:sub>
+            <m:r>
+              <m:t>τ</m:t>
+            </m:r>
+          </m:sub>
+        </m:sSub>
+        <m:r>
+          <m:rPr>
+            <m:sty m:val="p"/>
+          </m:rPr>
+          <m:t>+</m:t>
+        </m:r>
+        <m:r>
+          <m:t>λ</m:t>
+        </m:r>
+        <m:r>
+          <m:t> </m:t>
+        </m:r>
+        <m:r>
+          <m:t>L</m:t>
+        </m:r>
+        <m:sSub>
+          <m:e>
+            <m:r>
+              <m:t>B</m:t>
+            </m:r>
+          </m:e>
+          <m:sub>
+            <m:r>
+              <m:t>T</m:t>
+            </m:r>
+          </m:sub>
+        </m:sSub>
+      </m:oMath>
+      <w:r>
+        <w:t xml:space="preserve"> </w:t>
+      </w:r>
+      <w:r>
+        <w:t xml:space="preserve">is a valid lower bound on the objective</w:t>
+      </w:r>
+      <w:r>
+        <w:t xml:space="preserve"> </w:t>
+      </w:r>
+      <w:r>
+        <w:t xml:space="preserve">(16).</w:t>
+      </w:r>
+    </w:p>
+    <w:bookmarkEnd w:id="17"/>
+    <w:bookmarkEnd w:id="18"/>
+    <w:bookmarkStart w:id="21" w:name="vaa-gils-guided-iterated-local-search"/>
     <w:p>
       <w:pPr>
         <w:pStyle w:val="Heading2"/>
@@ -5378,7 +7938,7 @@
         <w:t xml:space="preserve">descent and guided moves cheap.</w:t>
       </w:r>
     </w:p>
-    <w:bookmarkStart w:id="21" w:name="operator-selection-policies"/>
+    <w:bookmarkStart w:id="19" w:name="operator-selection-policies"/>
     <w:p>
       <w:pPr>
         <w:pStyle w:val="Heading3"/>
@@ -5460,7 +8020,18 @@
         <w:t xml:space="preserve"> </w:t>
       </w:r>
       <w:r>
-        <w:t xml:space="preserve">stagnation-bin states, trained online within the run; ε-greedy with roulette</w:t>
+        <w:t xml:space="preserve">stagnation-bin states, trained online within the run;</w:t>
+      </w:r>
+      <w:r>
+        <w:t xml:space="preserve"> </w:t>
+      </w:r>
+      <m:oMath>
+        <m:r>
+          <m:t>ε</m:t>
+        </m:r>
+      </m:oMath>
+      <w:r>
+        <w:t xml:space="preserve">-greedy with roulette</w:t>
       </w:r>
       <w:r>
         <w:t xml:space="preserve"> </w:t>
@@ -5543,11 +8114,28 @@
         <w:t xml:space="preserve"> </w:t>
       </w:r>
       <w:r>
-        <w:t xml:space="preserve">(ε = 0, no updates) to unseen test instances.</w:t>
+        <w:t xml:space="preserve">(</w:t>
+      </w:r>
+      <m:oMath>
+        <m:r>
+          <m:t>ε</m:t>
+        </m:r>
+        <m:r>
+          <m:rPr>
+            <m:sty m:val="p"/>
+          </m:rPr>
+          <m:t>=</m:t>
+        </m:r>
+        <m:r>
+          <m:t>0</m:t>
+        </m:r>
+      </m:oMath>
+      <w:r>
+        <w:t xml:space="preserve">, no updates) to unseen test instances.</w:t>
       </w:r>
     </w:p>
-    <w:bookmarkEnd w:id="21"/>
-    <w:bookmarkStart w:id="22" w:name="X0b23ab499b19c08fa3a7c0c39de1f44940ffb08"/>
+    <w:bookmarkEnd w:id="19"/>
+    <w:bookmarkStart w:id="20" w:name="X0b23ab499b19c08fa3a7c0c39de1f44940ffb08"/>
     <w:p>
       <w:pPr>
         <w:pStyle w:val="Heading3"/>
@@ -6029,7 +8617,27 @@
               <w:pStyle w:val="Compact"/>
             </w:pPr>
             <w:r>
-              <w:t xml:space="preserve">Makespan + λ · total tardiness (time windows)</w:t>
+              <w:t xml:space="preserve">Makespan +</w:t>
+            </w:r>
+            <w:r>
+              <w:t xml:space="preserve"> </w:t>
+            </w:r>
+            <m:oMath>
+              <m:r>
+                <m:t>λ</m:t>
+              </m:r>
+              <m:r>
+                <m:rPr>
+                  <m:sty m:val="p"/>
+                </m:rPr>
+                <m:t>⋅</m:t>
+              </m:r>
+            </m:oMath>
+            <w:r>
+              <w:t xml:space="preserve"> </w:t>
+            </w:r>
+            <w:r>
+              <w:t xml:space="preserve">total tardiness (time windows)</w:t>
             </w:r>
           </w:p>
         </w:tc>
@@ -6073,9 +8681,9 @@
         <w:t xml:space="preserve">essentially the same final quality as the learned selectors.</w:t>
       </w:r>
     </w:p>
-    <w:bookmarkEnd w:id="22"/>
-    <w:bookmarkEnd w:id="23"/>
-    <w:bookmarkStart w:id="24" w:name="experimental-design"/>
+    <w:bookmarkEnd w:id="20"/>
+    <w:bookmarkEnd w:id="21"/>
+    <w:bookmarkStart w:id="22" w:name="experimental-design"/>
     <w:p>
       <w:pPr>
         <w:pStyle w:val="Heading2"/>
@@ -6099,25 +8707,382 @@
         <w:t xml:space="preserve"> </w:t>
       </w:r>
       <w:r>
-        <w:t xml:space="preserve">We follow the size regime of Shahmardan and Sajadieh (2020): (|I|, |D|, |M|) =</w:t>
-      </w:r>
-      <w:r>
-        <w:t xml:space="preserve"> </w:t>
-      </w:r>
-      <w:r>
-        <w:t xml:space="preserve">S (6, 9, 6), M (12, 18, 12), L (20, 30, 20), with compound-truck fraction 2/3.</w:t>
-      </w:r>
-      <w:r>
-        <w:t xml:space="preserve"> </w:t>
-      </w:r>
-      <w:r>
-        <w:t xml:space="preserve">Flows f_idk are uniform integers in [0, 20] with 3 product types; unit times</w:t>
-      </w:r>
-      <w:r>
-        <w:t xml:space="preserve"> </w:t>
-      </w:r>
-      <w:r>
-        <w:t xml:space="preserve">t_k ~ U[1, 5]; doors lie on a random 100×100 layout. Window levels:</w:t>
+        <w:t xml:space="preserve">We follow the size regime of Shahmardan and Sajadieh (2020):</w:t>
+      </w:r>
+      <w:r>
+        <w:t xml:space="preserve"> </w:t>
+      </w:r>
+      <m:oMath>
+        <m:r>
+          <m:rPr>
+            <m:sty m:val="p"/>
+          </m:rPr>
+          <m:t>(</m:t>
+        </m:r>
+        <m:r>
+          <m:rPr>
+            <m:sty m:val="p"/>
+          </m:rPr>
+          <m:t>|</m:t>
+        </m:r>
+        <m:r>
+          <m:t>I</m:t>
+        </m:r>
+        <m:r>
+          <m:rPr>
+            <m:sty m:val="p"/>
+          </m:rPr>
+          <m:t>|</m:t>
+        </m:r>
+        <m:r>
+          <m:rPr>
+            <m:sty m:val="p"/>
+          </m:rPr>
+          <m:t>,</m:t>
+        </m:r>
+        <m:r>
+          <m:rPr>
+            <m:sty m:val="p"/>
+          </m:rPr>
+          <m:t>|</m:t>
+        </m:r>
+        <m:r>
+          <m:t>D</m:t>
+        </m:r>
+        <m:r>
+          <m:rPr>
+            <m:sty m:val="p"/>
+          </m:rPr>
+          <m:t>|</m:t>
+        </m:r>
+        <m:r>
+          <m:rPr>
+            <m:sty m:val="p"/>
+          </m:rPr>
+          <m:t>,</m:t>
+        </m:r>
+        <m:r>
+          <m:rPr>
+            <m:sty m:val="p"/>
+          </m:rPr>
+          <m:t>|</m:t>
+        </m:r>
+        <m:r>
+          <m:t>M</m:t>
+        </m:r>
+        <m:r>
+          <m:rPr>
+            <m:sty m:val="p"/>
+          </m:rPr>
+          <m:t>|</m:t>
+        </m:r>
+        <m:r>
+          <m:rPr>
+            <m:sty m:val="p"/>
+          </m:rPr>
+          <m:t>)</m:t>
+        </m:r>
+        <m:r>
+          <m:rPr>
+            <m:sty m:val="p"/>
+          </m:rPr>
+          <m:t>=</m:t>
+        </m:r>
+      </m:oMath>
+      <w:r>
+        <w:t xml:space="preserve"> </w:t>
+      </w:r>
+      <w:r>
+        <w:t xml:space="preserve">S</w:t>
+      </w:r>
+      <w:r>
+        <w:t xml:space="preserve"> </w:t>
+      </w:r>
+      <m:oMath>
+        <m:r>
+          <m:rPr>
+            <m:sty m:val="p"/>
+          </m:rPr>
+          <m:t>(</m:t>
+        </m:r>
+        <m:r>
+          <m:t>6</m:t>
+        </m:r>
+        <m:r>
+          <m:rPr>
+            <m:sty m:val="p"/>
+          </m:rPr>
+          <m:t>,</m:t>
+        </m:r>
+        <m:r>
+          <m:t>9</m:t>
+        </m:r>
+        <m:r>
+          <m:rPr>
+            <m:sty m:val="p"/>
+          </m:rPr>
+          <m:t>,</m:t>
+        </m:r>
+        <m:r>
+          <m:t>6</m:t>
+        </m:r>
+        <m:r>
+          <m:rPr>
+            <m:sty m:val="p"/>
+          </m:rPr>
+          <m:t>)</m:t>
+        </m:r>
+      </m:oMath>
+      <w:r>
+        <w:t xml:space="preserve">, M</w:t>
+      </w:r>
+      <w:r>
+        <w:t xml:space="preserve"> </w:t>
+      </w:r>
+      <m:oMath>
+        <m:r>
+          <m:rPr>
+            <m:sty m:val="p"/>
+          </m:rPr>
+          <m:t>(</m:t>
+        </m:r>
+        <m:r>
+          <m:t>12</m:t>
+        </m:r>
+        <m:r>
+          <m:rPr>
+            <m:sty m:val="p"/>
+          </m:rPr>
+          <m:t>,</m:t>
+        </m:r>
+        <m:r>
+          <m:t>18</m:t>
+        </m:r>
+        <m:r>
+          <m:rPr>
+            <m:sty m:val="p"/>
+          </m:rPr>
+          <m:t>,</m:t>
+        </m:r>
+        <m:r>
+          <m:t>12</m:t>
+        </m:r>
+        <m:r>
+          <m:rPr>
+            <m:sty m:val="p"/>
+          </m:rPr>
+          <m:t>)</m:t>
+        </m:r>
+      </m:oMath>
+      <w:r>
+        <w:t xml:space="preserve">, and L</w:t>
+      </w:r>
+      <w:r>
+        <w:t xml:space="preserve"> </w:t>
+      </w:r>
+      <m:oMath>
+        <m:r>
+          <m:rPr>
+            <m:sty m:val="p"/>
+          </m:rPr>
+          <m:t>(</m:t>
+        </m:r>
+        <m:r>
+          <m:t>20</m:t>
+        </m:r>
+        <m:r>
+          <m:rPr>
+            <m:sty m:val="p"/>
+          </m:rPr>
+          <m:t>,</m:t>
+        </m:r>
+        <m:r>
+          <m:t>30</m:t>
+        </m:r>
+        <m:r>
+          <m:rPr>
+            <m:sty m:val="p"/>
+          </m:rPr>
+          <m:t>,</m:t>
+        </m:r>
+        <m:r>
+          <m:t>20</m:t>
+        </m:r>
+        <m:r>
+          <m:rPr>
+            <m:sty m:val="p"/>
+          </m:rPr>
+          <m:t>)</m:t>
+        </m:r>
+      </m:oMath>
+      <w:r>
+        <w:t xml:space="preserve">, with compound-truck fraction</w:t>
+      </w:r>
+      <w:r>
+        <w:t xml:space="preserve"> </w:t>
+      </w:r>
+      <m:oMath>
+        <m:r>
+          <m:t>2</m:t>
+        </m:r>
+        <m:r>
+          <m:rPr>
+            <m:sty m:val="p"/>
+          </m:rPr>
+          <m:t>/</m:t>
+        </m:r>
+        <m:r>
+          <m:t>3</m:t>
+        </m:r>
+      </m:oMath>
+      <w:r>
+        <w:t xml:space="preserve">. Flows</w:t>
+      </w:r>
+      <w:r>
+        <w:t xml:space="preserve"> </w:t>
+      </w:r>
+      <m:oMath>
+        <m:sSub>
+          <m:e>
+            <m:r>
+              <m:t>f</m:t>
+            </m:r>
+          </m:e>
+          <m:sub>
+            <m:r>
+              <m:t>i</m:t>
+            </m:r>
+            <m:r>
+              <m:t>d</m:t>
+            </m:r>
+            <m:r>
+              <m:t>k</m:t>
+            </m:r>
+          </m:sub>
+        </m:sSub>
+      </m:oMath>
+      <w:r>
+        <w:t xml:space="preserve"> </w:t>
+      </w:r>
+      <w:r>
+        <w:t xml:space="preserve">are uniform integers in</w:t>
+      </w:r>
+      <w:r>
+        <w:t xml:space="preserve"> </w:t>
+      </w:r>
+      <m:oMath>
+        <m:r>
+          <m:rPr>
+            <m:sty m:val="p"/>
+          </m:rPr>
+          <m:t>[</m:t>
+        </m:r>
+        <m:r>
+          <m:t>0</m:t>
+        </m:r>
+        <m:r>
+          <m:rPr>
+            <m:sty m:val="p"/>
+          </m:rPr>
+          <m:t>,</m:t>
+        </m:r>
+        <m:r>
+          <m:t>20</m:t>
+        </m:r>
+        <m:r>
+          <m:rPr>
+            <m:sty m:val="p"/>
+          </m:rPr>
+          <m:t>]</m:t>
+        </m:r>
+      </m:oMath>
+      <w:r>
+        <w:t xml:space="preserve"> </w:t>
+      </w:r>
+      <w:r>
+        <w:t xml:space="preserve">with three product</w:t>
+      </w:r>
+      <w:r>
+        <w:t xml:space="preserve"> </w:t>
+      </w:r>
+      <w:r>
+        <w:t xml:space="preserve">types; unit times follow</w:t>
+      </w:r>
+      <w:r>
+        <w:t xml:space="preserve"> </w:t>
+      </w:r>
+      <m:oMath>
+        <m:sSub>
+          <m:e>
+            <m:r>
+              <m:t>t</m:t>
+            </m:r>
+          </m:e>
+          <m:sub>
+            <m:r>
+              <m:t>k</m:t>
+            </m:r>
+          </m:sub>
+        </m:sSub>
+        <m:r>
+          <m:rPr>
+            <m:sty m:val="p"/>
+          </m:rPr>
+          <m:t>∼</m:t>
+        </m:r>
+        <m:r>
+          <m:t>U</m:t>
+        </m:r>
+        <m:r>
+          <m:rPr>
+            <m:sty m:val="p"/>
+          </m:rPr>
+          <m:t>[</m:t>
+        </m:r>
+        <m:r>
+          <m:t>1</m:t>
+        </m:r>
+        <m:r>
+          <m:rPr>
+            <m:sty m:val="p"/>
+          </m:rPr>
+          <m:t>,</m:t>
+        </m:r>
+        <m:r>
+          <m:t>5</m:t>
+        </m:r>
+        <m:r>
+          <m:rPr>
+            <m:sty m:val="p"/>
+          </m:rPr>
+          <m:t>]</m:t>
+        </m:r>
+      </m:oMath>
+      <w:r>
+        <w:t xml:space="preserve">; doors lie on a random</w:t>
+      </w:r>
+      <w:r>
+        <w:t xml:space="preserve"> </w:t>
+      </w:r>
+      <m:oMath>
+        <m:r>
+          <m:t>100</m:t>
+        </m:r>
+        <m:r>
+          <m:rPr>
+            <m:sty m:val="p"/>
+          </m:rPr>
+          <m:t>×</m:t>
+        </m:r>
+        <m:r>
+          <m:t>100</m:t>
+        </m:r>
+      </m:oMath>
+      <w:r>
+        <w:t xml:space="preserve"> </w:t>
+      </w:r>
+      <w:r>
+        <w:t xml:space="preserve">layout. Window levels are</w:t>
       </w:r>
       <w:r>
         <w:t xml:space="preserve"> </w:t>
@@ -6133,7 +9098,54 @@
         <w:t xml:space="preserve"> </w:t>
       </w:r>
       <w:r>
-        <w:t xml:space="preserve">(r = 0, d̄ = ∞),</w:t>
+        <w:t xml:space="preserve">(</w:t>
+      </w:r>
+      <m:oMath>
+        <m:r>
+          <m:t>r</m:t>
+        </m:r>
+        <m:r>
+          <m:rPr>
+            <m:sty m:val="p"/>
+          </m:rPr>
+          <m:t>=</m:t>
+        </m:r>
+        <m:r>
+          <m:t>0</m:t>
+        </m:r>
+      </m:oMath>
+      <w:r>
+        <w:t xml:space="preserve">,</w:t>
+      </w:r>
+      <w:r>
+        <w:t xml:space="preserve"> </w:t>
+      </w:r>
+      <m:oMath>
+        <m:acc>
+          <m:accPr>
+            <m:chr m:val="‾"/>
+          </m:accPr>
+          <m:e>
+            <m:r>
+              <m:t>d</m:t>
+            </m:r>
+          </m:e>
+        </m:acc>
+        <m:r>
+          <m:rPr>
+            <m:sty m:val="p"/>
+          </m:rPr>
+          <m:t>=</m:t>
+        </m:r>
+        <m:r>
+          <m:rPr>
+            <m:sty m:val="p"/>
+          </m:rPr>
+          <m:t>∞</m:t>
+        </m:r>
+      </m:oMath>
+      <w:r>
+        <w:t xml:space="preserve">),</w:t>
       </w:r>
       <w:r>
         <w:t xml:space="preserve"> </w:t>
@@ -6159,19 +9171,207 @@
         <w:t xml:space="preserve">tight</w:t>
       </w:r>
       <w:r>
-        <w:t xml:space="preserve">: releases r ~ U[0, ρH] and d̄ = r + δH,</w:t>
-      </w:r>
-      <w:r>
-        <w:t xml:space="preserve"> </w:t>
-      </w:r>
-      <w:r>
-        <w:t xml:space="preserve">where H estimates the unconstrained makespan and (ρ, δ) = (0.25, 0.60) and</w:t>
-      </w:r>
-      <w:r>
-        <w:t xml:space="preserve"> </w:t>
-      </w:r>
-      <w:r>
-        <w:t xml:space="preserve">(0.50, 0.35) respectively.</w:t>
+        <w:t xml:space="preserve">: releases follow</w:t>
+      </w:r>
+      <w:r>
+        <w:t xml:space="preserve"> </w:t>
+      </w:r>
+      <m:oMath>
+        <m:r>
+          <m:t>r</m:t>
+        </m:r>
+        <m:r>
+          <m:rPr>
+            <m:sty m:val="p"/>
+          </m:rPr>
+          <m:t>∼</m:t>
+        </m:r>
+        <m:r>
+          <m:t>U</m:t>
+        </m:r>
+        <m:r>
+          <m:rPr>
+            <m:sty m:val="p"/>
+          </m:rPr>
+          <m:t>[</m:t>
+        </m:r>
+        <m:r>
+          <m:t>0</m:t>
+        </m:r>
+        <m:r>
+          <m:rPr>
+            <m:sty m:val="p"/>
+          </m:rPr>
+          <m:t>,</m:t>
+        </m:r>
+        <m:r>
+          <m:t>ρ</m:t>
+        </m:r>
+        <m:r>
+          <m:t>H</m:t>
+        </m:r>
+        <m:r>
+          <m:rPr>
+            <m:sty m:val="p"/>
+          </m:rPr>
+          <m:t>]</m:t>
+        </m:r>
+      </m:oMath>
+      <w:r>
+        <w:t xml:space="preserve"> </w:t>
+      </w:r>
+      <w:r>
+        <w:t xml:space="preserve">and</w:t>
+      </w:r>
+      <w:r>
+        <w:t xml:space="preserve"> </w:t>
+      </w:r>
+      <m:oMath>
+        <m:acc>
+          <m:accPr>
+            <m:chr m:val="‾"/>
+          </m:accPr>
+          <m:e>
+            <m:r>
+              <m:t>d</m:t>
+            </m:r>
+          </m:e>
+        </m:acc>
+        <m:r>
+          <m:rPr>
+            <m:sty m:val="p"/>
+          </m:rPr>
+          <m:t>=</m:t>
+        </m:r>
+        <m:r>
+          <m:t>r</m:t>
+        </m:r>
+        <m:r>
+          <m:rPr>
+            <m:sty m:val="p"/>
+          </m:rPr>
+          <m:t>+</m:t>
+        </m:r>
+        <m:r>
+          <m:t>δ</m:t>
+        </m:r>
+        <m:r>
+          <m:t>H</m:t>
+        </m:r>
+      </m:oMath>
+      <w:r>
+        <w:t xml:space="preserve">, where</w:t>
+      </w:r>
+      <w:r>
+        <w:t xml:space="preserve"> </w:t>
+      </w:r>
+      <m:oMath>
+        <m:r>
+          <m:t>H</m:t>
+        </m:r>
+      </m:oMath>
+      <w:r>
+        <w:t xml:space="preserve"> </w:t>
+      </w:r>
+      <w:r>
+        <w:t xml:space="preserve">estimates the unconstrained makespan and</w:t>
+      </w:r>
+      <w:r>
+        <w:t xml:space="preserve"> </w:t>
+      </w:r>
+      <m:oMath>
+        <m:r>
+          <m:rPr>
+            <m:sty m:val="p"/>
+          </m:rPr>
+          <m:t>(</m:t>
+        </m:r>
+        <m:r>
+          <m:t>ρ</m:t>
+        </m:r>
+        <m:r>
+          <m:rPr>
+            <m:sty m:val="p"/>
+          </m:rPr>
+          <m:t>,</m:t>
+        </m:r>
+        <m:r>
+          <m:t>δ</m:t>
+        </m:r>
+        <m:r>
+          <m:rPr>
+            <m:sty m:val="p"/>
+          </m:rPr>
+          <m:t>)</m:t>
+        </m:r>
+        <m:r>
+          <m:rPr>
+            <m:sty m:val="p"/>
+          </m:rPr>
+          <m:t>=</m:t>
+        </m:r>
+        <m:r>
+          <m:rPr>
+            <m:sty m:val="p"/>
+          </m:rPr>
+          <m:t>(</m:t>
+        </m:r>
+        <m:r>
+          <m:t>0.25</m:t>
+        </m:r>
+        <m:r>
+          <m:rPr>
+            <m:sty m:val="p"/>
+          </m:rPr>
+          <m:t>,</m:t>
+        </m:r>
+        <m:r>
+          <m:t>0.60</m:t>
+        </m:r>
+        <m:r>
+          <m:rPr>
+            <m:sty m:val="p"/>
+          </m:rPr>
+          <m:t>)</m:t>
+        </m:r>
+      </m:oMath>
+      <w:r>
+        <w:t xml:space="preserve"> </w:t>
+      </w:r>
+      <w:r>
+        <w:t xml:space="preserve">and</w:t>
+      </w:r>
+      <w:r>
+        <w:t xml:space="preserve"> </w:t>
+      </w:r>
+      <m:oMath>
+        <m:r>
+          <m:rPr>
+            <m:sty m:val="p"/>
+          </m:rPr>
+          <m:t>(</m:t>
+        </m:r>
+        <m:r>
+          <m:t>0.50</m:t>
+        </m:r>
+        <m:r>
+          <m:rPr>
+            <m:sty m:val="p"/>
+          </m:rPr>
+          <m:t>,</m:t>
+        </m:r>
+        <m:r>
+          <m:t>0.35</m:t>
+        </m:r>
+        <m:r>
+          <m:rPr>
+            <m:sty m:val="p"/>
+          </m:rPr>
+          <m:t>)</m:t>
+        </m:r>
+      </m:oMath>
+      <w:r>
+        <w:t xml:space="preserve">, respectively.</w:t>
       </w:r>
     </w:p>
     <w:p>
@@ -6237,7 +9437,30 @@
         <w:t xml:space="preserve"> </w:t>
       </w:r>
       <w:r>
-        <w:t xml:space="preserve">(5 instances) and 600 s on M and L (2 instances per cell). λ = 1 on window</w:t>
+        <w:t xml:space="preserve">(5 instances) and 600 s on M and L (2 instances per cell).</w:t>
+      </w:r>
+      <w:r>
+        <w:t xml:space="preserve"> </w:t>
+      </w:r>
+      <m:oMath>
+        <m:r>
+          <m:t>λ</m:t>
+        </m:r>
+        <m:r>
+          <m:rPr>
+            <m:sty m:val="p"/>
+          </m:rPr>
+          <m:t>=</m:t>
+        </m:r>
+        <m:r>
+          <m:t>1</m:t>
+        </m:r>
+      </m:oMath>
+      <w:r>
+        <w:t xml:space="preserve"> </w:t>
+      </w:r>
+      <w:r>
+        <w:t xml:space="preserve">on window</w:t>
       </w:r>
       <w:r>
         <w:t xml:space="preserve"> </w:t>
@@ -6308,8 +9531,8 @@
         <w:t xml:space="preserve">quantify algorithmic variability but are not treated as independent samples.</w:t>
       </w:r>
     </w:p>
-    <w:bookmarkEnd w:id="24"/>
-    <w:bookmarkStart w:id="28" w:name="results"/>
+    <w:bookmarkEnd w:id="22"/>
+    <w:bookmarkStart w:id="26" w:name="results"/>
     <w:p>
       <w:pPr>
         <w:pStyle w:val="Heading2"/>
@@ -6318,7 +9541,7 @@
         <w:t xml:space="preserve">6. Results</w:t>
       </w:r>
     </w:p>
-    <w:bookmarkStart w:id="25" w:name="solution-quality"/>
+    <w:bookmarkStart w:id="23" w:name="solution-quality"/>
     <w:p>
       <w:pPr>
         <w:pStyle w:val="Heading3"/>
@@ -6378,7 +9601,13 @@
         <w:t xml:space="preserve"> </w:t>
       </w:r>
       <w:r>
-        <w:t xml:space="preserve">to our knowledge, the best known. Accordingly, Table 2 reports the gap to the</w:t>
+        <w:t xml:space="preserve">to our knowledge, the best observed among the tested methods. Accordingly,</w:t>
+      </w:r>
+      <w:r>
+        <w:t xml:space="preserve"> </w:t>
+      </w:r>
+      <w:r>
+        <w:t xml:space="preserve">Table 2 reports the gap to the</w:t>
       </w:r>
       <w:r>
         <w:t xml:space="preserve"> </w:t>
@@ -6388,13 +9617,42 @@
           <w:i/>
           <w:iCs/>
         </w:rPr>
-        <w:t xml:space="preserve">best-known</w:t>
-      </w:r>
-      <w:r>
-        <w:t xml:space="preserve"> </w:t>
-      </w:r>
-      <w:r>
-        <w:t xml:space="preserve">solution per instance (Δbk, over all methods, all budgets, and</w:t>
+        <w:t xml:space="preserve">best observed</w:t>
+      </w:r>
+      <w:r>
+        <w:t xml:space="preserve"> </w:t>
+      </w:r>
+      <w:r>
+        <w:t xml:space="preserve">solution per instance</w:t>
+      </w:r>
+      <w:r>
+        <w:t xml:space="preserve"> </w:t>
+      </w:r>
+      <w:r>
+        <w:t xml:space="preserve">(</w:t>
+      </w:r>
+      <m:oMath>
+        <m:sSub>
+          <m:e>
+            <m:r>
+              <m:rPr>
+                <m:sty m:val="p"/>
+              </m:rPr>
+              <m:t>Δ</m:t>
+            </m:r>
+          </m:e>
+          <m:sub>
+            <m:r>
+              <m:t>b</m:t>
+            </m:r>
+            <m:r>
+              <m:t>o</m:t>
+            </m:r>
+          </m:sub>
+        </m:sSub>
+      </m:oMath>
+      <w:r>
+        <w:t xml:space="preserve">, over all methods, all budgets, and</w:t>
       </w:r>
       <w:r>
         <w:t xml:space="preserve"> </w:t>
@@ -6424,13 +9682,71 @@
         <w:t xml:space="preserve"> </w:t>
       </w:r>
       <w:r>
-        <w:t xml:space="preserve">Test-pool results. Mean obj ± std and Δbk are over 20 instances ×</w:t>
-      </w:r>
-      <w:r>
-        <w:t xml:space="preserve"> </w:t>
-      </w:r>
-      <w:r>
-        <w:t xml:space="preserve">5 reps per cell (Phase D1); Δbk = mean gap to the per-instance best-known</w:t>
+        <w:t xml:space="preserve">Test-pool results. Mean obj ± std and</w:t>
+      </w:r>
+      <w:r>
+        <w:t xml:space="preserve"> </w:t>
+      </w:r>
+      <m:oMath>
+        <m:sSub>
+          <m:e>
+            <m:r>
+              <m:rPr>
+                <m:sty m:val="p"/>
+              </m:rPr>
+              <m:t>Δ</m:t>
+            </m:r>
+          </m:e>
+          <m:sub>
+            <m:r>
+              <m:t>b</m:t>
+            </m:r>
+            <m:r>
+              <m:t>o</m:t>
+            </m:r>
+          </m:sub>
+        </m:sSub>
+      </m:oMath>
+      <w:r>
+        <w:t xml:space="preserve"> </w:t>
+      </w:r>
+      <w:r>
+        <w:t xml:space="preserve">are over 20 instances ×</w:t>
+      </w:r>
+      <w:r>
+        <w:t xml:space="preserve"> </w:t>
+      </w:r>
+      <w:r>
+        <w:t xml:space="preserve">5 reps per cell (Phase D1);</w:t>
+      </w:r>
+      <w:r>
+        <w:t xml:space="preserve"> </w:t>
+      </w:r>
+      <m:oMath>
+        <m:sSub>
+          <m:e>
+            <m:r>
+              <m:rPr>
+                <m:sty m:val="p"/>
+              </m:rPr>
+              <m:t>Δ</m:t>
+            </m:r>
+          </m:e>
+          <m:sub>
+            <m:r>
+              <m:t>b</m:t>
+            </m:r>
+            <m:r>
+              <m:t>o</m:t>
+            </m:r>
+          </m:sub>
+        </m:sSub>
+      </m:oMath>
+      <w:r>
+        <w:t xml:space="preserve"> </w:t>
+      </w:r>
+      <w:r>
+        <w:t xml:space="preserve">is the mean gap to the per-instance best-known</w:t>
       </w:r>
       <w:r>
         <w:t xml:space="preserve"> </w:t>
@@ -6508,8 +9824,31 @@
               <w:pStyle w:val="Compact"/>
               <w:jc w:val="right"/>
             </w:pPr>
-            <w:r>
-              <w:t xml:space="preserve">Δbk (%)</w:t>
+            <m:oMath>
+              <m:sSub>
+                <m:e>
+                  <m:r>
+                    <m:rPr>
+                      <m:sty m:val="p"/>
+                    </m:rPr>
+                    <m:t>Δ</m:t>
+                  </m:r>
+                </m:e>
+                <m:sub>
+                  <m:r>
+                    <m:t>b</m:t>
+                  </m:r>
+                  <m:r>
+                    <m:t>o</m:t>
+                  </m:r>
+                </m:sub>
+              </m:sSub>
+            </m:oMath>
+            <w:r>
+              <w:t xml:space="preserve"> </w:t>
+            </w:r>
+            <w:r>
+              <w:t xml:space="preserve">(%)</w:t>
             </w:r>
           </w:p>
         </w:tc>
@@ -8779,19 +12118,129 @@
         <w:t xml:space="preserve"> </w:t>
       </w:r>
       <w:r>
-        <w:t xml:space="preserve">over the 20-instance test set, Wilcoxon tests on paired instance means confirm</w:t>
-      </w:r>
-      <w:r>
-        <w:t xml:space="preserve"> </w:t>
-      </w:r>
-      <w:r>
-        <w:t xml:space="preserve">GILS-tabular beats VAA (+2.64% mean, n = 180, p &lt; 10⁻⁴) and Paper-SA-RL5</w:t>
-      </w:r>
-      <w:r>
-        <w:t xml:space="preserve"> </w:t>
-      </w:r>
-      <w:r>
-        <w:t xml:space="preserve">(+1.33%, n = 60, p &lt; 10⁻⁴). The combinatorial</w:t>
+        <w:t xml:space="preserve">over the 20-instance test set, and using the default uniform selector, Wilcoxon</w:t>
+      </w:r>
+      <w:r>
+        <w:t xml:space="preserve"> </w:t>
+      </w:r>
+      <w:r>
+        <w:t xml:space="preserve">tests on paired instance means confirm GILS beats VAA (+2.65% mean,</w:t>
+      </w:r>
+      <w:r>
+        <w:t xml:space="preserve"> </w:t>
+      </w:r>
+      <m:oMath>
+        <m:r>
+          <m:t>n</m:t>
+        </m:r>
+        <m:r>
+          <m:rPr>
+            <m:sty m:val="p"/>
+          </m:rPr>
+          <m:t>=</m:t>
+        </m:r>
+        <m:r>
+          <m:t>180</m:t>
+        </m:r>
+      </m:oMath>
+      <w:r>
+        <w:t xml:space="preserve">,</w:t>
+      </w:r>
+      <w:r>
+        <w:t xml:space="preserve"> </w:t>
+      </w:r>
+      <m:oMath>
+        <m:r>
+          <m:t>p</m:t>
+        </m:r>
+        <m:r>
+          <m:rPr>
+            <m:sty m:val="p"/>
+          </m:rPr>
+          <m:t>&lt;</m:t>
+        </m:r>
+        <m:sSup>
+          <m:e>
+            <m:r>
+              <m:t>10</m:t>
+            </m:r>
+          </m:e>
+          <m:sup>
+            <m:r>
+              <m:rPr>
+                <m:sty m:val="p"/>
+              </m:rPr>
+              <m:t>−</m:t>
+            </m:r>
+            <m:r>
+              <m:t>4</m:t>
+            </m:r>
+          </m:sup>
+        </m:sSup>
+      </m:oMath>
+      <w:r>
+        <w:t xml:space="preserve">) and Paper-SA-RL5 (+1.38%,</w:t>
+      </w:r>
+      <w:r>
+        <w:t xml:space="preserve"> </w:t>
+      </w:r>
+      <m:oMath>
+        <m:r>
+          <m:t>n</m:t>
+        </m:r>
+        <m:r>
+          <m:rPr>
+            <m:sty m:val="p"/>
+          </m:rPr>
+          <m:t>=</m:t>
+        </m:r>
+        <m:r>
+          <m:t>60</m:t>
+        </m:r>
+      </m:oMath>
+      <w:r>
+        <w:t xml:space="preserve">,</w:t>
+      </w:r>
+      <w:r>
+        <w:t xml:space="preserve"> </w:t>
+      </w:r>
+      <m:oMath>
+        <m:r>
+          <m:t>p</m:t>
+        </m:r>
+        <m:r>
+          <m:rPr>
+            <m:sty m:val="p"/>
+          </m:rPr>
+          <m:t>&lt;</m:t>
+        </m:r>
+        <m:sSup>
+          <m:e>
+            <m:r>
+              <m:t>10</m:t>
+            </m:r>
+          </m:e>
+          <m:sup>
+            <m:r>
+              <m:rPr>
+                <m:sty m:val="p"/>
+              </m:rPr>
+              <m:t>−</m:t>
+            </m:r>
+            <m:r>
+              <m:t>4</m:t>
+            </m:r>
+          </m:sup>
+        </m:sSup>
+      </m:oMath>
+      <w:r>
+        <w:t xml:space="preserve">); the tabular-Q and</w:t>
+      </w:r>
+      <w:r>
+        <w:t xml:space="preserve"> </w:t>
+      </w:r>
+      <w:r>
+        <w:t xml:space="preserve">transfer-DQN selectors are compared in Section 6.2. The combinatorial</w:t>
       </w:r>
       <w:r>
         <w:t xml:space="preserve"> </w:t>
@@ -8813,7 +12262,7 @@
           <w:i/>
           <w:iCs/>
         </w:rPr>
-        <w:t xml:space="preserve">best-known solution itself</w:t>
+        <w:t xml:space="preserve">best observed solution itself</w:t>
       </w:r>
       <w:r>
         <w:t xml:space="preserve"> </w:t>
@@ -8882,8 +12331,8 @@
         <w:t xml:space="preserve">computation.</w:t>
       </w:r>
     </w:p>
-    <w:bookmarkEnd w:id="25"/>
-    <w:bookmarkStart w:id="26" w:name="where-does-the-quality-come-from"/>
+    <w:bookmarkEnd w:id="23"/>
+    <w:bookmarkStart w:id="24" w:name="where-does-the-quality-come-from"/>
     <w:p>
       <w:pPr>
         <w:pStyle w:val="Heading3"/>
@@ -8993,7 +12442,41 @@
         <w:t xml:space="preserve"> </w:t>
       </w:r>
       <w:r>
-        <w:t xml:space="preserve">to the per-instance best-known solution is monotone — generic ≥ critical ≥ full</w:t>
+        <w:t xml:space="preserve">to the per-instance best-known solution is monotone — generic</w:t>
+      </w:r>
+      <w:r>
+        <w:t xml:space="preserve"> </w:t>
+      </w:r>
+      <m:oMath>
+        <m:r>
+          <m:rPr>
+            <m:sty m:val="p"/>
+          </m:rPr>
+          <m:t>≥</m:t>
+        </m:r>
+      </m:oMath>
+      <w:r>
+        <w:t xml:space="preserve"> </w:t>
+      </w:r>
+      <w:r>
+        <w:t xml:space="preserve">critical</w:t>
+      </w:r>
+      <w:r>
+        <w:t xml:space="preserve"> </w:t>
+      </w:r>
+      <m:oMath>
+        <m:r>
+          <m:rPr>
+            <m:sty m:val="p"/>
+          </m:rPr>
+          <m:t>≥</m:t>
+        </m:r>
+      </m:oMath>
+      <w:r>
+        <w:t xml:space="preserve"> </w:t>
+      </w:r>
+      <w:r>
+        <w:t xml:space="preserve">full</w:t>
       </w:r>
       <w:r>
         <w:t xml:space="preserve"> </w:t>
@@ -9175,9 +12658,32 @@
               <w:pStyle w:val="Compact"/>
               <w:jc w:val="right"/>
             </w:pPr>
-            <w:r>
-              <w:t xml:space="preserve">&lt;10⁻⁴</w:t>
-            </w:r>
+            <m:oMath>
+              <m:r>
+                <m:rPr>
+                  <m:sty m:val="p"/>
+                </m:rPr>
+                <m:t>&lt;</m:t>
+              </m:r>
+              <m:sSup>
+                <m:e>
+                  <m:r>
+                    <m:t>10</m:t>
+                  </m:r>
+                </m:e>
+                <m:sup>
+                  <m:r>
+                    <m:rPr>
+                      <m:sty m:val="p"/>
+                    </m:rPr>
+                    <m:t>−</m:t>
+                  </m:r>
+                  <m:r>
+                    <m:t>4</m:t>
+                  </m:r>
+                </m:sup>
+              </m:sSup>
+            </m:oMath>
           </w:p>
         </w:tc>
         <w:tc>
@@ -9388,9 +12894,32 @@
               <w:pStyle w:val="Compact"/>
               <w:jc w:val="right"/>
             </w:pPr>
-            <w:r>
-              <w:t xml:space="preserve">&lt;10⁻⁴</w:t>
-            </w:r>
+            <m:oMath>
+              <m:r>
+                <m:rPr>
+                  <m:sty m:val="p"/>
+                </m:rPr>
+                <m:t>&lt;</m:t>
+              </m:r>
+              <m:sSup>
+                <m:e>
+                  <m:r>
+                    <m:t>10</m:t>
+                  </m:r>
+                </m:e>
+                <m:sup>
+                  <m:r>
+                    <m:rPr>
+                      <m:sty m:val="p"/>
+                    </m:rPr>
+                    <m:t>−</m:t>
+                  </m:r>
+                  <m:r>
+                    <m:t>4</m:t>
+                  </m:r>
+                </m:sup>
+              </m:sSup>
+            </m:oMath>
           </w:p>
         </w:tc>
         <w:tc>
@@ -9734,9 +13263,32 @@
               <w:pStyle w:val="Compact"/>
               <w:jc w:val="right"/>
             </w:pPr>
-            <w:r>
-              <w:t xml:space="preserve">&lt;10⁻⁴</w:t>
-            </w:r>
+            <m:oMath>
+              <m:r>
+                <m:rPr>
+                  <m:sty m:val="p"/>
+                </m:rPr>
+                <m:t>&lt;</m:t>
+              </m:r>
+              <m:sSup>
+                <m:e>
+                  <m:r>
+                    <m:t>10</m:t>
+                  </m:r>
+                </m:e>
+                <m:sup>
+                  <m:r>
+                    <m:rPr>
+                      <m:sty m:val="p"/>
+                    </m:rPr>
+                    <m:t>−</m:t>
+                  </m:r>
+                  <m:r>
+                    <m:t>4</m:t>
+                  </m:r>
+                </m:sup>
+              </m:sSup>
+            </m:oMath>
           </w:p>
         </w:tc>
         <w:tc>
@@ -9794,9 +13346,32 @@
               <w:pStyle w:val="Compact"/>
               <w:jc w:val="right"/>
             </w:pPr>
-            <w:r>
-              <w:t xml:space="preserve">&lt;10⁻⁴</w:t>
-            </w:r>
+            <m:oMath>
+              <m:r>
+                <m:rPr>
+                  <m:sty m:val="p"/>
+                </m:rPr>
+                <m:t>&lt;</m:t>
+              </m:r>
+              <m:sSup>
+                <m:e>
+                  <m:r>
+                    <m:t>10</m:t>
+                  </m:r>
+                </m:e>
+                <m:sup>
+                  <m:r>
+                    <m:rPr>
+                      <m:sty m:val="p"/>
+                    </m:rPr>
+                    <m:t>−</m:t>
+                  </m:r>
+                  <m:r>
+                    <m:t>4</m:t>
+                  </m:r>
+                </m:sup>
+              </m:sSup>
+            </m:oMath>
           </w:p>
         </w:tc>
         <w:tc>
@@ -9902,9 +13477,17 @@
               <w:pStyle w:val="Compact"/>
               <w:jc w:val="right"/>
             </w:pPr>
-            <w:r>
-              <w:t xml:space="preserve">−0.026</w:t>
-            </w:r>
+            <m:oMath>
+              <m:r>
+                <m:rPr>
+                  <m:sty m:val="p"/>
+                </m:rPr>
+                <m:t>−</m:t>
+              </m:r>
+              <m:r>
+                <m:t>0.026</m:t>
+              </m:r>
+            </m:oMath>
           </w:p>
         </w:tc>
         <w:tc>
@@ -10060,7 +13643,62 @@
         <w:t xml:space="preserve"> </w:t>
       </w:r>
       <w:r>
-        <w:t xml:space="preserve">tabular (+0.08%, p = 0.0055), at 3,000 tabular edges uniform (+0.07%, p &lt; 10⁻⁴),</w:t>
+        <w:t xml:space="preserve">tabular (+0.08%,</w:t>
+      </w:r>
+      <w:r>
+        <w:t xml:space="preserve"> </w:t>
+      </w:r>
+      <m:oMath>
+        <m:r>
+          <m:t>p</m:t>
+        </m:r>
+        <m:r>
+          <m:rPr>
+            <m:sty m:val="p"/>
+          </m:rPr>
+          <m:t>=</m:t>
+        </m:r>
+        <m:r>
+          <m:t>0.0055</m:t>
+        </m:r>
+      </m:oMath>
+      <w:r>
+        <w:t xml:space="preserve">), at 3,000 tabular edges uniform (+0.07%,</w:t>
+      </w:r>
+      <w:r>
+        <w:t xml:space="preserve"> </w:t>
+      </w:r>
+      <m:oMath>
+        <m:r>
+          <m:t>p</m:t>
+        </m:r>
+        <m:r>
+          <m:rPr>
+            <m:sty m:val="p"/>
+          </m:rPr>
+          <m:t>&lt;</m:t>
+        </m:r>
+        <m:sSup>
+          <m:e>
+            <m:r>
+              <m:t>10</m:t>
+            </m:r>
+          </m:e>
+          <m:sup>
+            <m:r>
+              <m:rPr>
+                <m:sty m:val="p"/>
+              </m:rPr>
+              <m:t>−</m:t>
+            </m:r>
+            <m:r>
+              <m:t>4</m:t>
+            </m:r>
+          </m:sup>
+        </m:sSup>
+      </m:oMath>
+      <w:r>
+        <w:t xml:space="preserve">),</w:t>
       </w:r>
       <w:r>
         <w:t xml:space="preserve"> </w:t>
@@ -10072,7 +13710,27 @@
         <w:t xml:space="preserve"> </w:t>
       </w:r>
       <w:r>
-        <w:t xml:space="preserve">1,000 and 3,000. All selection effects are ≤ 0.17 percentage points — below the</w:t>
+        <w:t xml:space="preserve">1,000 and 3,000. All selection effects are</w:t>
+      </w:r>
+      <w:r>
+        <w:t xml:space="preserve"> </w:t>
+      </w:r>
+      <m:oMath>
+        <m:r>
+          <m:rPr>
+            <m:sty m:val="p"/>
+          </m:rPr>
+          <m:t>≤</m:t>
+        </m:r>
+        <m:r>
+          <m:t>0.17</m:t>
+        </m:r>
+      </m:oMath>
+      <w:r>
+        <w:t xml:space="preserve"> </w:t>
+      </w:r>
+      <w:r>
+        <w:t xml:space="preserve">percentage points — below the</w:t>
       </w:r>
       <w:r>
         <w:t xml:space="preserve"> </w:t>
@@ -10109,14 +13767,126 @@
       <w:r>
         <w:t xml:space="preserve"> </w:t>
       </w:r>
-      <w:r>
-        <w:t xml:space="preserve">−0.05%, p = 0.52, n = 58) and the transfer DQN is significantly worse (uniform</w:t>
-      </w:r>
-      <w:r>
-        <w:t xml:space="preserve"> </w:t>
-      </w:r>
-      <w:r>
-        <w:t xml:space="preserve">better by +0.14%, p = 0.0012; tabular better by +0.09%, p &lt; 10⁻³). The negative</w:t>
+      <m:oMath>
+        <m:r>
+          <m:rPr>
+            <m:sty m:val="p"/>
+          </m:rPr>
+          <m:t>−</m:t>
+        </m:r>
+        <m:r>
+          <m:t>0.05</m:t>
+        </m:r>
+        <m:r>
+          <m:rPr>
+            <m:sty m:val="p"/>
+          </m:rPr>
+          <m:t>%</m:t>
+        </m:r>
+      </m:oMath>
+      <w:r>
+        <w:t xml:space="preserve">,</w:t>
+      </w:r>
+      <w:r>
+        <w:t xml:space="preserve"> </w:t>
+      </w:r>
+      <m:oMath>
+        <m:r>
+          <m:t>p</m:t>
+        </m:r>
+        <m:r>
+          <m:rPr>
+            <m:sty m:val="p"/>
+          </m:rPr>
+          <m:t>=</m:t>
+        </m:r>
+        <m:r>
+          <m:t>0.52</m:t>
+        </m:r>
+      </m:oMath>
+      <w:r>
+        <w:t xml:space="preserve">,</w:t>
+      </w:r>
+      <w:r>
+        <w:t xml:space="preserve"> </w:t>
+      </w:r>
+      <m:oMath>
+        <m:r>
+          <m:t>n</m:t>
+        </m:r>
+        <m:r>
+          <m:rPr>
+            <m:sty m:val="p"/>
+          </m:rPr>
+          <m:t>=</m:t>
+        </m:r>
+        <m:r>
+          <m:t>58</m:t>
+        </m:r>
+      </m:oMath>
+      <w:r>
+        <w:t xml:space="preserve">) and the transfer DQN is significantly worse (uniform</w:t>
+      </w:r>
+      <w:r>
+        <w:t xml:space="preserve"> </w:t>
+      </w:r>
+      <w:r>
+        <w:t xml:space="preserve">better by +0.14%,</w:t>
+      </w:r>
+      <w:r>
+        <w:t xml:space="preserve"> </w:t>
+      </w:r>
+      <m:oMath>
+        <m:r>
+          <m:t>p</m:t>
+        </m:r>
+        <m:r>
+          <m:rPr>
+            <m:sty m:val="p"/>
+          </m:rPr>
+          <m:t>=</m:t>
+        </m:r>
+        <m:r>
+          <m:t>0.0012</m:t>
+        </m:r>
+      </m:oMath>
+      <w:r>
+        <w:t xml:space="preserve">; tabular better by +0.09%,</w:t>
+      </w:r>
+      <w:r>
+        <w:t xml:space="preserve"> </w:t>
+      </w:r>
+      <m:oMath>
+        <m:r>
+          <m:t>p</m:t>
+        </m:r>
+        <m:r>
+          <m:rPr>
+            <m:sty m:val="p"/>
+          </m:rPr>
+          <m:t>&lt;</m:t>
+        </m:r>
+        <m:sSup>
+          <m:e>
+            <m:r>
+              <m:t>10</m:t>
+            </m:r>
+          </m:e>
+          <m:sup>
+            <m:r>
+              <m:rPr>
+                <m:sty m:val="p"/>
+              </m:rPr>
+              <m:t>−</m:t>
+            </m:r>
+            <m:r>
+              <m:t>3</m:t>
+            </m:r>
+          </m:sup>
+        </m:sSup>
+      </m:oMath>
+      <w:r>
+        <w:t xml:space="preserve">). The negative</w:t>
       </w:r>
       <w:r>
         <w:t xml:space="preserve"> </w:t>
@@ -10243,9 +14013,17 @@
               <w:pStyle w:val="Compact"/>
               <w:jc w:val="right"/>
             </w:pPr>
-            <w:r>
-              <w:t xml:space="preserve">−0.01</w:t>
-            </w:r>
+            <m:oMath>
+              <m:r>
+                <m:rPr>
+                  <m:sty m:val="p"/>
+                </m:rPr>
+                <m:t>−</m:t>
+              </m:r>
+              <m:r>
+                <m:t>0.01</m:t>
+              </m:r>
+            </m:oMath>
           </w:p>
         </w:tc>
         <w:tc>
@@ -10303,9 +14081,32 @@
               <w:pStyle w:val="Compact"/>
               <w:jc w:val="right"/>
             </w:pPr>
-            <w:r>
-              <w:t xml:space="preserve">&lt;10⁻⁴</w:t>
-            </w:r>
+            <m:oMath>
+              <m:r>
+                <m:rPr>
+                  <m:sty m:val="p"/>
+                </m:rPr>
+                <m:t>&lt;</m:t>
+              </m:r>
+              <m:sSup>
+                <m:e>
+                  <m:r>
+                    <m:t>10</m:t>
+                  </m:r>
+                </m:e>
+                <m:sup>
+                  <m:r>
+                    <m:rPr>
+                      <m:sty m:val="p"/>
+                    </m:rPr>
+                    <m:t>−</m:t>
+                  </m:r>
+                  <m:r>
+                    <m:t>4</m:t>
+                  </m:r>
+                </m:sup>
+              </m:sSup>
+            </m:oMath>
           </w:p>
         </w:tc>
         <w:tc>
@@ -10351,9 +14152,32 @@
               <w:pStyle w:val="Compact"/>
               <w:jc w:val="right"/>
             </w:pPr>
-            <w:r>
-              <w:t xml:space="preserve">&lt;10⁻⁴</w:t>
-            </w:r>
+            <m:oMath>
+              <m:r>
+                <m:rPr>
+                  <m:sty m:val="p"/>
+                </m:rPr>
+                <m:t>&lt;</m:t>
+              </m:r>
+              <m:sSup>
+                <m:e>
+                  <m:r>
+                    <m:t>10</m:t>
+                  </m:r>
+                </m:e>
+                <m:sup>
+                  <m:r>
+                    <m:rPr>
+                      <m:sty m:val="p"/>
+                    </m:rPr>
+                    <m:t>−</m:t>
+                  </m:r>
+                  <m:r>
+                    <m:t>4</m:t>
+                  </m:r>
+                </m:sup>
+              </m:sSup>
+            </m:oMath>
           </w:p>
         </w:tc>
         <w:tc>
@@ -10461,8 +14285,8 @@
         <w:t xml:space="preserve">differences created earlier in a run.</w:t>
       </w:r>
     </w:p>
-    <w:bookmarkEnd w:id="26"/>
-    <w:bookmarkStart w:id="27" w:name="tardiness-weight-sensitivity"/>
+    <w:bookmarkEnd w:id="24"/>
+    <w:bookmarkStart w:id="25" w:name="tardiness-weight-sensitivity"/>
     <w:p>
       <w:pPr>
         <w:pStyle w:val="Heading3"/>
@@ -10476,7 +14300,38 @@
         <w:pStyle w:val="FirstParagraph"/>
       </w:pPr>
       <w:r>
-        <w:t xml:space="preserve">The objective (16) weights total tardiness by λ; our experiments fix λ = 1. To</w:t>
+        <w:t xml:space="preserve">The objective (16) weights total tardiness by</w:t>
+      </w:r>
+      <w:r>
+        <w:t xml:space="preserve"> </w:t>
+      </w:r>
+      <m:oMath>
+        <m:r>
+          <m:t>λ</m:t>
+        </m:r>
+      </m:oMath>
+      <w:r>
+        <w:t xml:space="preserve">; our experiments fix</w:t>
+      </w:r>
+      <w:r>
+        <w:t xml:space="preserve"> </w:t>
+      </w:r>
+      <m:oMath>
+        <m:r>
+          <m:t>λ</m:t>
+        </m:r>
+        <m:r>
+          <m:rPr>
+            <m:sty m:val="p"/>
+          </m:rPr>
+          <m:t>=</m:t>
+        </m:r>
+        <m:r>
+          <m:t>1</m:t>
+        </m:r>
+      </m:oMath>
+      <w:r>
+        <w:t xml:space="preserve">. To</w:t>
       </w:r>
       <w:r>
         <w:t xml:space="preserve"> </w:t>
@@ -10488,7 +14343,96 @@
         <w:t xml:space="preserve"> </w:t>
       </w:r>
       <w:r>
-        <w:t xml:space="preserve">sweeping λ ∈ {0, 0.25, 0.5, 1, 2, 4, 8} on the</w:t>
+        <w:t xml:space="preserve">sweeping</w:t>
+      </w:r>
+      <w:r>
+        <w:t xml:space="preserve"> </w:t>
+      </w:r>
+      <m:oMath>
+        <m:r>
+          <m:t>λ</m:t>
+        </m:r>
+        <m:r>
+          <m:rPr>
+            <m:sty m:val="p"/>
+          </m:rPr>
+          <m:t>∈</m:t>
+        </m:r>
+        <m:r>
+          <m:rPr>
+            <m:sty m:val="p"/>
+          </m:rPr>
+          <m:t>{</m:t>
+        </m:r>
+        <m:r>
+          <m:t>0</m:t>
+        </m:r>
+        <m:r>
+          <m:rPr>
+            <m:sty m:val="p"/>
+          </m:rPr>
+          <m:t>,</m:t>
+        </m:r>
+        <m:r>
+          <m:t>0.25</m:t>
+        </m:r>
+        <m:r>
+          <m:rPr>
+            <m:sty m:val="p"/>
+          </m:rPr>
+          <m:t>,</m:t>
+        </m:r>
+        <m:r>
+          <m:t>0.5</m:t>
+        </m:r>
+        <m:r>
+          <m:rPr>
+            <m:sty m:val="p"/>
+          </m:rPr>
+          <m:t>,</m:t>
+        </m:r>
+        <m:r>
+          <m:t>1</m:t>
+        </m:r>
+        <m:r>
+          <m:rPr>
+            <m:sty m:val="p"/>
+          </m:rPr>
+          <m:t>,</m:t>
+        </m:r>
+        <m:r>
+          <m:t>2</m:t>
+        </m:r>
+        <m:r>
+          <m:rPr>
+            <m:sty m:val="p"/>
+          </m:rPr>
+          <m:t>,</m:t>
+        </m:r>
+        <m:r>
+          <m:t>4</m:t>
+        </m:r>
+        <m:r>
+          <m:rPr>
+            <m:sty m:val="p"/>
+          </m:rPr>
+          <m:t>,</m:t>
+        </m:r>
+        <m:r>
+          <m:t>8</m:t>
+        </m:r>
+        <m:r>
+          <m:rPr>
+            <m:sty m:val="p"/>
+          </m:rPr>
+          <m:t>}</m:t>
+        </m:r>
+      </m:oMath>
+      <w:r>
+        <w:t xml:space="preserve"> </w:t>
+      </w:r>
+      <w:r>
+        <w:t xml:space="preserve">on the</w:t>
       </w:r>
       <w:r>
         <w:t xml:space="preserve"> </w:t>
@@ -10516,7 +14460,21 @@
         <w:t xml:space="preserve"> </w:t>
       </w:r>
       <w:r>
-        <w:t xml:space="preserve">shared across λ so that only the objective weight differs). For each run we</w:t>
+        <w:t xml:space="preserve">shared across</w:t>
+      </w:r>
+      <w:r>
+        <w:t xml:space="preserve"> </w:t>
+      </w:r>
+      <m:oMath>
+        <m:r>
+          <m:t>λ</m:t>
+        </m:r>
+      </m:oMath>
+      <w:r>
+        <w:t xml:space="preserve"> </w:t>
+      </w:r>
+      <w:r>
+        <w:t xml:space="preserve">so that only the objective weight differs). For each run we</w:t>
       </w:r>
       <w:r>
         <w:t xml:space="preserve"> </w:t>
@@ -10550,7 +14508,21 @@
         <w:t xml:space="preserve"> </w:t>
       </w:r>
       <w:r>
-        <w:t xml:space="preserve">across the λ grid per instance and average (Figure 4).</w:t>
+        <w:t xml:space="preserve">across the</w:t>
+      </w:r>
+      <w:r>
+        <w:t xml:space="preserve"> </w:t>
+      </w:r>
+      <m:oMath>
+        <m:r>
+          <m:t>λ</m:t>
+        </m:r>
+      </m:oMath>
+      <w:r>
+        <w:t xml:space="preserve"> </w:t>
+      </w:r>
+      <w:r>
+        <w:t xml:space="preserve">grid per instance and average (Figure 4).</w:t>
       </w:r>
     </w:p>
     <w:p>
@@ -10580,13 +14552,27 @@
         <w:t xml:space="preserve"> </w:t>
       </w:r>
       <w:r>
-        <w:t xml:space="preserve">Tardiness-weight sensitivity. As λ grows the search trades a</w:t>
-      </w:r>
-      <w:r>
-        <w:t xml:space="preserve"> </w:t>
-      </w:r>
-      <w:r>
-        <w:t xml:space="preserve">higher makespan for lower tardiness along a convex frontier (normalized</w:t>
+        <w:t xml:space="preserve">Tardiness-weight sensitivity. As</w:t>
+      </w:r>
+      <w:r>
+        <w:t xml:space="preserve"> </w:t>
+      </w:r>
+      <m:oMath>
+        <m:r>
+          <m:t>λ</m:t>
+        </m:r>
+      </m:oMath>
+      <w:r>
+        <w:t xml:space="preserve"> </w:t>
+      </w:r>
+      <w:r>
+        <w:t xml:space="preserve">grows the search trades a</w:t>
+      </w:r>
+      <w:r>
+        <w:t xml:space="preserve"> </w:t>
+      </w:r>
+      <w:r>
+        <w:t xml:space="preserve">higher makespan for lower tardiness along an empirical trade-off frontier (normalized</w:t>
       </w:r>
       <w:r>
         <w:t xml:space="preserve"> </w:t>
@@ -10598,7 +14584,27 @@
         <w:t xml:space="preserve"> </w:t>
       </w:r>
       <w:r>
-        <w:t xml:space="preserve">tardiness reduction is bought by the first increment away from λ = 0, after</w:t>
+        <w:t xml:space="preserve">tardiness reduction is bought by the first increment away from</w:t>
+      </w:r>
+      <w:r>
+        <w:t xml:space="preserve"> </w:t>
+      </w:r>
+      <m:oMath>
+        <m:r>
+          <m:t>λ</m:t>
+        </m:r>
+        <m:r>
+          <m:rPr>
+            <m:sty m:val="p"/>
+          </m:rPr>
+          <m:t>=</m:t>
+        </m:r>
+        <m:r>
+          <m:t>0</m:t>
+        </m:r>
+      </m:oMath>
+      <w:r>
+        <w:t xml:space="preserve">, after</w:t>
       </w:r>
       <w:r>
         <w:t xml:space="preserve"> </w:t>
@@ -10624,19 +14630,82 @@
         <w:t xml:space="preserve"> </w:t>
       </w:r>
       <w:r>
-        <w:t xml:space="preserve">L 87215 → 86306). At λ = 1, tardiness is already near its minimum</w:t>
-      </w:r>
-      <w:r>
-        <w:t xml:space="preserve"> </w:t>
-      </w:r>
-      <w:r>
-        <w:t xml:space="preserve">(normalized 0.14, versus 0.04 at the extreme λ = 8) at only a moderate makespan</w:t>
-      </w:r>
-      <w:r>
-        <w:t xml:space="preserve"> </w:t>
-      </w:r>
-      <w:r>
-        <w:t xml:space="preserve">cost (normalized 0.41). We use λ = 1 because it also has a direct interpretation:</w:t>
+        <w:t xml:space="preserve">L 87215 → 86306). At</w:t>
+      </w:r>
+      <w:r>
+        <w:t xml:space="preserve"> </w:t>
+      </w:r>
+      <m:oMath>
+        <m:r>
+          <m:t>λ</m:t>
+        </m:r>
+        <m:r>
+          <m:rPr>
+            <m:sty m:val="p"/>
+          </m:rPr>
+          <m:t>=</m:t>
+        </m:r>
+        <m:r>
+          <m:t>1</m:t>
+        </m:r>
+      </m:oMath>
+      <w:r>
+        <w:t xml:space="preserve">, tardiness is already near its minimum</w:t>
+      </w:r>
+      <w:r>
+        <w:t xml:space="preserve"> </w:t>
+      </w:r>
+      <w:r>
+        <w:t xml:space="preserve">(normalized 0.14, versus 0.04 at the extreme</w:t>
+      </w:r>
+      <w:r>
+        <w:t xml:space="preserve"> </w:t>
+      </w:r>
+      <m:oMath>
+        <m:r>
+          <m:t>λ</m:t>
+        </m:r>
+        <m:r>
+          <m:rPr>
+            <m:sty m:val="p"/>
+          </m:rPr>
+          <m:t>=</m:t>
+        </m:r>
+        <m:r>
+          <m:t>8</m:t>
+        </m:r>
+      </m:oMath>
+      <w:r>
+        <w:t xml:space="preserve">) at only a moderate makespan</w:t>
+      </w:r>
+      <w:r>
+        <w:t xml:space="preserve"> </w:t>
+      </w:r>
+      <w:r>
+        <w:t xml:space="preserve">cost (normalized 0.41). We use</w:t>
+      </w:r>
+      <w:r>
+        <w:t xml:space="preserve"> </w:t>
+      </w:r>
+      <m:oMath>
+        <m:r>
+          <m:t>λ</m:t>
+        </m:r>
+        <m:r>
+          <m:rPr>
+            <m:sty m:val="p"/>
+          </m:rPr>
+          <m:t>=</m:t>
+        </m:r>
+        <m:r>
+          <m:t>1</m:t>
+        </m:r>
+      </m:oMath>
+      <w:r>
+        <w:t xml:space="preserve"> </w:t>
+      </w:r>
+      <w:r>
+        <w:t xml:space="preserve">because it also has a direct interpretation:</w:t>
       </w:r>
       <w:r>
         <w:t xml:space="preserve"> </w:t>
@@ -10655,17 +14724,165 @@
       </w:r>
       <w:r>
         <w:t xml:space="preserve">tuning pool.</w:t>
+      </w:r>
+    </w:p>
+    <w:bookmarkEnd w:id="25"/>
+    <w:bookmarkEnd w:id="26"/>
+    <w:bookmarkStart w:id="27" w:name="discussion"/>
+    <w:p>
+      <w:pPr>
+        <w:pStyle w:val="Heading2"/>
+      </w:pPr>
+      <w:r>
+        <w:t xml:space="preserve">7. Discussion</w:t>
+      </w:r>
+    </w:p>
+    <w:p>
+      <w:pPr>
+        <w:pStyle w:val="FirstParagraph"/>
+      </w:pPr>
+      <w:r>
+        <w:t xml:space="preserve">The selector result should be interpreted within the search process used here.</w:t>
+      </w:r>
+      <w:r>
+        <w:t xml:space="preserve"> </w:t>
+      </w:r>
+      <w:r>
+        <w:t xml:space="preserve">A candidate can be evaluated in tens of microseconds, so an unhelpful operator</w:t>
+      </w:r>
+      <w:r>
+        <w:t xml:space="preserve"> </w:t>
+      </w:r>
+      <w:r>
+        <w:t xml:space="preserve">choice is inexpensive. More importantly, every new incumbent is followed by a</w:t>
+      </w:r>
+      <w:r>
+        <w:t xml:space="preserve"> </w:t>
+      </w:r>
+      <w:r>
+        <w:t xml:space="preserve">deterministic descent. Two runs that enter the same basin can therefore end at</w:t>
+      </w:r>
+      <w:r>
+        <w:t xml:space="preserve"> </w:t>
+      </w:r>
+      <w:r>
+        <w:t xml:space="preserve">the same schedule even if their preceding moves differ. The budget curves</w:t>
+      </w:r>
+      <w:r>
+        <w:t xml:space="preserve"> </w:t>
+      </w:r>
+      <w:r>
+        <w:t xml:space="preserve">suggest that this happens before 1,000 iterations for most test instances. For</w:t>
+      </w:r>
+      <w:r>
+        <w:t xml:space="preserve"> </w:t>
+      </w:r>
+      <w:r>
+        <w:t xml:space="preserve">the same reason, the simulated-annealing acceptance and reheating are retained</w:t>
+      </w:r>
+      <w:r>
+        <w:t xml:space="preserve"> </w:t>
+      </w:r>
+      <w:r>
+        <w:t xml:space="preserve">mainly for comparability with the base SA-RL5 framework: the component ablation</w:t>
+      </w:r>
+      <w:r>
+        <w:t xml:space="preserve"> </w:t>
+      </w:r>
+      <w:r>
+        <w:t xml:space="preserve">(Section 6.2) indicates that they are not necessary for solution quality in this</w:t>
+      </w:r>
+      <w:r>
+        <w:t xml:space="preserve"> </w:t>
+      </w:r>
+      <w:r>
+        <w:t xml:space="preserve">setting, where a greedy variant performs comparably.</w:t>
+      </w:r>
+    </w:p>
+    <w:p>
+      <w:pPr>
+        <w:pStyle w:val="BodyText"/>
+      </w:pPr>
+      <w:r>
+        <w:t xml:space="preserve">There is also little information for a policy to predict. Instances are static,</w:t>
+      </w:r>
+      <w:r>
+        <w:t xml:space="preserve"> </w:t>
+      </w:r>
+      <w:r>
+        <w:t xml:space="preserve">and all releases are known before optimization begins. This is quite different</w:t>
+      </w:r>
+      <w:r>
+        <w:t xml:space="preserve"> </w:t>
+      </w:r>
+      <w:r>
+        <w:t xml:space="preserve">from online dock control, where arrivals are revealed over time, or from a</w:t>
+      </w:r>
+      <w:r>
+        <w:t xml:space="preserve"> </w:t>
+      </w:r>
+      <w:r>
+        <w:t xml:space="preserve">simulation model in which evaluating one move is costly. Learned selection may</w:t>
+      </w:r>
+      <w:r>
+        <w:t xml:space="preserve"> </w:t>
+      </w:r>
+      <w:r>
+        <w:t xml:space="preserve">matter more in either setting. It may also matter on instances large enough</w:t>
+      </w:r>
+      <w:r>
+        <w:t xml:space="preserve"> </w:t>
+      </w:r>
+      <w:r>
+        <w:t xml:space="preserve">that descent cannot reach saturation within the available budget. We did not</w:t>
+      </w:r>
+      <w:r>
+        <w:t xml:space="preserve"> </w:t>
+      </w:r>
+      <w:r>
+        <w:t xml:space="preserve">test those cases, so they remain hypotheses rather than consequences of the</w:t>
+      </w:r>
+      <w:r>
+        <w:t xml:space="preserve"> </w:t>
+      </w:r>
+      <w:r>
+        <w:t xml:space="preserve">present experiments.</w:t>
+      </w:r>
+    </w:p>
+    <w:p>
+      <w:pPr>
+        <w:pStyle w:val="BodyText"/>
+      </w:pPr>
+      <w:r>
+        <w:t xml:space="preserve">What the results do support is a narrower recommendation. A learned selector</w:t>
+      </w:r>
+      <w:r>
+        <w:t xml:space="preserve"> </w:t>
+      </w:r>
+      <w:r>
+        <w:t xml:space="preserve">should be compared with uniform sampling inside the same engine and under the</w:t>
+      </w:r>
+      <w:r>
+        <w:t xml:space="preserve"> </w:t>
+      </w:r>
+      <w:r>
+        <w:t xml:space="preserve">same evaluation budget. Without that control, gains due to descent, restart, or</w:t>
+      </w:r>
+      <w:r>
+        <w:t xml:space="preserve"> </w:t>
+      </w:r>
+      <w:r>
+        <w:t xml:space="preserve">a stronger move set can be attributed to the policy itself.</w:t>
       </w:r>
     </w:p>
     <w:bookmarkEnd w:id="27"/>
-    <w:bookmarkEnd w:id="28"/>
-    <w:bookmarkStart w:id="29" w:name="discussion"/>
+    <w:bookmarkStart w:id="28" w:name="conclusion"/>
     <w:p>
       <w:pPr>
         <w:pStyle w:val="Heading2"/>
       </w:pPr>
       <w:r>
-        <w:t xml:space="preserve">7. Discussion</w:t>
+        <w:t xml:space="preserve">8. Conclusion</w:t>
       </w:r>
     </w:p>
     <w:p>
@@ -10673,37 +14890,43 @@
         <w:pStyle w:val="FirstParagraph"/>
       </w:pPr>
       <w:r>
-        <w:t xml:space="preserve">The selector result should be interpreted within the search process used here.</w:t>
-      </w:r>
-      <w:r>
-        <w:t xml:space="preserve"> </w:t>
-      </w:r>
-      <w:r>
-        <w:t xml:space="preserve">A candidate can be evaluated in tens of microseconds, so an unhelpful operator</w:t>
-      </w:r>
-      <w:r>
-        <w:t xml:space="preserve"> </w:t>
-      </w:r>
-      <w:r>
-        <w:t xml:space="preserve">choice is inexpensive. More importantly, every new incumbent is followed by a</w:t>
-      </w:r>
-      <w:r>
-        <w:t xml:space="preserve"> </w:t>
-      </w:r>
-      <w:r>
-        <w:t xml:space="preserve">deterministic descent. Two runs that enter the same basin can therefore end at</w:t>
-      </w:r>
-      <w:r>
-        <w:t xml:space="preserve"> </w:t>
-      </w:r>
-      <w:r>
-        <w:t xml:space="preserve">the same schedule even if their preceding moves differ. The budget curves</w:t>
-      </w:r>
-      <w:r>
-        <w:t xml:space="preserve"> </w:t>
-      </w:r>
-      <w:r>
-        <w:t xml:space="preserve">suggest that this happens before 1,000 iterations for most test instances.</w:t>
+        <w:t xml:space="preserve">This study adds release times and soft due dates to compound-truck scheduling</w:t>
+      </w:r>
+      <w:r>
+        <w:t xml:space="preserve"> </w:t>
+      </w:r>
+      <w:r>
+        <w:t xml:space="preserve">with partial unloading. The MILP and CP-SAT formulations also provide a check</w:t>
+      </w:r>
+      <w:r>
+        <w:t xml:space="preserve"> </w:t>
+      </w:r>
+      <w:r>
+        <w:t xml:space="preserve">on the heuristic results. On the exact-referenced subsets, VAA-GILS finished</w:t>
+      </w:r>
+      <w:r>
+        <w:t xml:space="preserve"> </w:t>
+      </w:r>
+      <w:r>
+        <w:t xml:space="preserve">within a fraction of a percent of the CP-SAT incumbent; optimality was proven</w:t>
+      </w:r>
+      <w:r>
+        <w:t xml:space="preserve"> </w:t>
+      </w:r>
+      <w:r>
+        <w:t xml:space="preserve">only for the small no-window cases. For the larger windowed instances, it found</w:t>
+      </w:r>
+      <w:r>
+        <w:t xml:space="preserve"> </w:t>
+      </w:r>
+      <w:r>
+        <w:t xml:space="preserve">the best schedules among the methods tested in a few seconds, while CP-SAT did</w:t>
+      </w:r>
+      <w:r>
+        <w:t xml:space="preserve"> </w:t>
+      </w:r>
+      <w:r>
+        <w:t xml:space="preserve">not return a feasible schedule within its limit.</w:t>
       </w:r>
     </w:p>
     <w:p>
@@ -10711,85 +14934,293 @@
         <w:pStyle w:val="BodyText"/>
       </w:pPr>
       <w:r>
-        <w:t xml:space="preserve">There is also little information for a policy to predict. Instances are static,</w:t>
-      </w:r>
-      <w:r>
-        <w:t xml:space="preserve"> </w:t>
-      </w:r>
-      <w:r>
-        <w:t xml:space="preserve">and all releases are known before optimization begins. This is quite different</w:t>
-      </w:r>
-      <w:r>
-        <w:t xml:space="preserve"> </w:t>
-      </w:r>
-      <w:r>
-        <w:t xml:space="preserve">from online dock control, where arrivals are revealed over time, or from a</w:t>
-      </w:r>
-      <w:r>
-        <w:t xml:space="preserve"> </w:t>
-      </w:r>
-      <w:r>
-        <w:t xml:space="preserve">simulation model in which evaluating one move is costly. Learned selection may</w:t>
-      </w:r>
-      <w:r>
-        <w:t xml:space="preserve"> </w:t>
-      </w:r>
-      <w:r>
-        <w:t xml:space="preserve">matter more in either setting. It may also matter on instances large enough</w:t>
-      </w:r>
-      <w:r>
-        <w:t xml:space="preserve"> </w:t>
-      </w:r>
-      <w:r>
-        <w:t xml:space="preserve">that descent cannot reach saturation within the available budget. We did not</w:t>
-      </w:r>
-      <w:r>
-        <w:t xml:space="preserve"> </w:t>
-      </w:r>
-      <w:r>
-        <w:t xml:space="preserve">test those cases, so they remain hypotheses rather than consequences of the</w:t>
-      </w:r>
-      <w:r>
-        <w:t xml:space="preserve"> </w:t>
-      </w:r>
-      <w:r>
-        <w:t xml:space="preserve">present experiments.</w:t>
+        <w:t xml:space="preserve">The ablations change how that result should be understood. Most of the gain is</w:t>
+      </w:r>
+      <w:r>
+        <w:t xml:space="preserve"> </w:t>
+      </w:r>
+      <w:r>
+        <w:t xml:space="preserve">due to best-improvement descent, with additional gains from bottleneck moves</w:t>
+      </w:r>
+      <w:r>
+        <w:t xml:space="preserve"> </w:t>
+      </w:r>
+      <w:r>
+        <w:t xml:space="preserve">and restarts. In this engine, tabular Q-learning and the transfer DQN did not</w:t>
+      </w:r>
+      <w:r>
+        <w:t xml:space="preserve"> </w:t>
+      </w:r>
+      <w:r>
+        <w:t xml:space="preserve">improve meaningfully on uniform operator sampling. Nor did the final result</w:t>
+      </w:r>
+      <w:r>
+        <w:t xml:space="preserve"> </w:t>
+      </w:r>
+      <w:r>
+        <w:t xml:space="preserve">depend much on the starting solution or simulated-annealing acceptance. These</w:t>
+      </w:r>
+      <w:r>
+        <w:t xml:space="preserve"> </w:t>
+      </w:r>
+      <w:r>
+        <w:t xml:space="preserve">findings are specific to the present benchmark. An online version with</w:t>
+      </w:r>
+      <w:r>
+        <w:t xml:space="preserve"> </w:t>
+      </w:r>
+      <w:r>
+        <w:t xml:space="preserve">unrevealed arrivals would provide a more demanding test of adaptive policies;</w:t>
+      </w:r>
+      <w:r>
+        <w:t xml:space="preserve"> </w:t>
+      </w:r>
+      <w:r>
+        <w:t xml:space="preserve">tighter bounds for the larger time-constrained conditions are another priority.</w:t>
+      </w:r>
+    </w:p>
+    <w:bookmarkEnd w:id="28"/>
+    <w:bookmarkStart w:id="29" w:name="Xed922129fce3f36f86ec86c1b4aa738473865f6"/>
+    <w:p>
+      <w:pPr>
+        <w:pStyle w:val="Heading2"/>
+      </w:pPr>
+      <w:r>
+        <w:t xml:space="preserve">Appendix A. Transfer-DQN implementation details</w:t>
       </w:r>
     </w:p>
     <w:p>
       <w:pPr>
-        <w:pStyle w:val="BodyText"/>
-      </w:pPr>
-      <w:r>
-        <w:t xml:space="preserve">What the results do support is a narrower recommendation. A learned selector</w:t>
-      </w:r>
-      <w:r>
-        <w:t xml:space="preserve"> </w:t>
-      </w:r>
-      <w:r>
-        <w:t xml:space="preserve">should be compared with uniform sampling inside the same engine and under the</w:t>
-      </w:r>
-      <w:r>
-        <w:t xml:space="preserve"> </w:t>
-      </w:r>
-      <w:r>
-        <w:t xml:space="preserve">same evaluation budget. Without that control, gains due to descent, restart, or</w:t>
-      </w:r>
-      <w:r>
-        <w:t xml:space="preserve"> </w:t>
-      </w:r>
-      <w:r>
-        <w:t xml:space="preserve">a stronger move set can be attributed to the policy itself.</w:t>
+        <w:pStyle w:val="FirstParagraph"/>
+      </w:pPr>
+      <w:r>
+        <w:t xml:space="preserve">The transfer DQN of Section 4.1 selects one operator per iteration from the</w:t>
+      </w:r>
+      <w:r>
+        <w:t xml:space="preserve"> </w:t>
+      </w:r>
+      <w:r>
+        <w:t xml:space="preserve">11-operator pool. Its Q-network is a multilayer perceptron that maps the</w:t>
+      </w:r>
+      <w:r>
+        <w:t xml:space="preserve"> </w:t>
+      </w:r>
+      <w:r>
+        <w:t xml:space="preserve">27-dimensional scale-invariant state to one Q-value per operator, with two</w:t>
+      </w:r>
+      <w:r>
+        <w:t xml:space="preserve"> </w:t>
+      </w:r>
+      <w:r>
+        <w:t xml:space="preserve">hidden layers of 64 units and ReLU activations. Training uses a replay buffer of</w:t>
+      </w:r>
+      <w:r>
+        <w:t xml:space="preserve"> </w:t>
+      </w:r>
+      <w:r>
+        <w:t xml:space="preserve">capacity 100,000; after a warm-up of 500 transitions, one gradient step is taken</w:t>
+      </w:r>
+      <w:r>
+        <w:t xml:space="preserve"> </w:t>
+      </w:r>
+      <w:r>
+        <w:t xml:space="preserve">per environment step by minimizing the Huber (smooth-</w:t>
+      </w:r>
+      <m:oMath>
+        <m:sSub>
+          <m:e>
+            <m:r>
+              <m:t>L</m:t>
+            </m:r>
+          </m:e>
+          <m:sub>
+            <m:r>
+              <m:t>1</m:t>
+            </m:r>
+          </m:sub>
+        </m:sSub>
+      </m:oMath>
+      <w:r>
+        <w:t xml:space="preserve">) temporal-difference</w:t>
+      </w:r>
+      <w:r>
+        <w:t xml:space="preserve"> </w:t>
+      </w:r>
+      <w:r>
+        <w:t xml:space="preserve">loss with the Adam optimizer at learning rate</w:t>
+      </w:r>
+      <w:r>
+        <w:t xml:space="preserve"> </w:t>
+      </w:r>
+      <m:oMath>
+        <m:sSup>
+          <m:e>
+            <m:r>
+              <m:t>10</m:t>
+            </m:r>
+          </m:e>
+          <m:sup>
+            <m:r>
+              <m:rPr>
+                <m:sty m:val="p"/>
+              </m:rPr>
+              <m:t>−</m:t>
+            </m:r>
+            <m:r>
+              <m:t>3</m:t>
+            </m:r>
+          </m:sup>
+        </m:sSup>
+      </m:oMath>
+      <w:r>
+        <w:t xml:space="preserve"> </w:t>
+      </w:r>
+      <w:r>
+        <w:t xml:space="preserve">and discount factor</w:t>
+      </w:r>
+      <w:r>
+        <w:t xml:space="preserve"> </w:t>
+      </w:r>
+      <m:oMath>
+        <m:r>
+          <m:t>γ</m:t>
+        </m:r>
+        <m:r>
+          <m:rPr>
+            <m:sty m:val="p"/>
+          </m:rPr>
+          <m:t>=</m:t>
+        </m:r>
+        <m:r>
+          <m:t>0.9</m:t>
+        </m:r>
+      </m:oMath>
+      <w:r>
+        <w:t xml:space="preserve">. Mini-batches contain 64 transitions, and the target network is</w:t>
+      </w:r>
+      <w:r>
+        <w:t xml:space="preserve"> </w:t>
+      </w:r>
+      <w:r>
+        <w:t xml:space="preserve">synchronized to the online network every 500 steps. The reward is the shaped</w:t>
+      </w:r>
+      <w:r>
+        <w:t xml:space="preserve"> </w:t>
+      </w:r>
+      <w:r>
+        <w:t xml:space="preserve">signal of Section 4.1 (2 for a new incumbent, 1 for a non-worsening move, 0</w:t>
+      </w:r>
+      <w:r>
+        <w:t xml:space="preserve"> </w:t>
+      </w:r>
+      <w:r>
+        <w:t xml:space="preserve">otherwise). The agent is trained offline on 500 runs over the</w:t>
+      </w:r>
+      <w:r>
+        <w:t xml:space="preserve"> </w:t>
+      </w:r>
+      <w:r>
+        <w:rPr>
+          <w:i/>
+          <w:iCs/>
+        </w:rPr>
+        <w:t xml:space="preserve">training</w:t>
+      </w:r>
+      <w:r>
+        <w:t xml:space="preserve"> </w:t>
+      </w:r>
+      <w:r>
+        <w:t xml:space="preserve">instance</w:t>
+      </w:r>
+      <w:r>
+        <w:t xml:space="preserve"> </w:t>
+      </w:r>
+      <w:r>
+        <w:t xml:space="preserve">pool (sizes S and M, all flow patterns and window levels) under an</w:t>
+      </w:r>
+      <w:r>
+        <w:t xml:space="preserve"> </w:t>
+      </w:r>
+      <m:oMath>
+        <m:r>
+          <m:t>ε</m:t>
+        </m:r>
+      </m:oMath>
+      <w:r>
+        <w:t xml:space="preserve">-greedy</w:t>
+      </w:r>
+      <w:r>
+        <w:t xml:space="preserve"> </w:t>
+      </w:r>
+      <w:r>
+        <w:t xml:space="preserve">behavior policy, and is then applied zero-shot to the</w:t>
+      </w:r>
+      <w:r>
+        <w:t xml:space="preserve"> </w:t>
+      </w:r>
+      <w:r>
+        <w:rPr>
+          <w:i/>
+          <w:iCs/>
+        </w:rPr>
+        <w:t xml:space="preserve">test</w:t>
+      </w:r>
+      <w:r>
+        <w:t xml:space="preserve"> </w:t>
+      </w:r>
+      <w:r>
+        <w:t xml:space="preserve">instances with</w:t>
+      </w:r>
+      <w:r>
+        <w:t xml:space="preserve"> </w:t>
+      </w:r>
+      <m:oMath>
+        <m:r>
+          <m:t>ε</m:t>
+        </m:r>
+        <m:r>
+          <m:rPr>
+            <m:sty m:val="p"/>
+          </m:rPr>
+          <m:t>=</m:t>
+        </m:r>
+        <m:r>
+          <m:t>0</m:t>
+        </m:r>
+      </m:oMath>
+      <w:r>
+        <w:t xml:space="preserve"> </w:t>
+      </w:r>
+      <w:r>
+        <w:t xml:space="preserve">and no further updates. Because the reported outcome is that</w:t>
+      </w:r>
+      <w:r>
+        <w:t xml:space="preserve"> </w:t>
+      </w:r>
+      <w:r>
+        <w:t xml:space="preserve">this policy does not improve on uniform sampling, we release the trained network,</w:t>
+      </w:r>
+      <w:r>
+        <w:t xml:space="preserve"> </w:t>
+      </w:r>
+      <w:r>
+        <w:t xml:space="preserve">the training script, and the seeds so that the negative result can be reproduced</w:t>
+      </w:r>
+      <w:r>
+        <w:t xml:space="preserve"> </w:t>
+      </w:r>
+      <w:r>
+        <w:t xml:space="preserve">and, if desired, strengthened.</w:t>
       </w:r>
     </w:p>
     <w:bookmarkEnd w:id="29"/>
-    <w:bookmarkStart w:id="30" w:name="conclusion"/>
+    <w:bookmarkStart w:id="30" w:name="X1f74eb43af444059c7518034463b6c89b1cacf4"/>
     <w:p>
       <w:pPr>
         <w:pStyle w:val="Heading2"/>
       </w:pPr>
       <w:r>
-        <w:t xml:space="preserve">8. Conclusion</w:t>
+        <w:t xml:space="preserve">Declaration of generative AI and AI-assisted technologies in the manuscript preparation process</w:t>
       </w:r>
     </w:p>
     <w:p>
@@ -10797,139 +15228,35 @@
         <w:pStyle w:val="FirstParagraph"/>
       </w:pPr>
       <w:r>
-        <w:t xml:space="preserve">This study adds release times and soft due dates to compound-truck scheduling</w:t>
-      </w:r>
-      <w:r>
-        <w:t xml:space="preserve"> </w:t>
-      </w:r>
-      <w:r>
-        <w:t xml:space="preserve">with partial unloading. The MILP and CP-SAT formulations also provide a check</w:t>
-      </w:r>
-      <w:r>
-        <w:t xml:space="preserve"> </w:t>
-      </w:r>
-      <w:r>
-        <w:t xml:space="preserve">on the heuristic results. On the exact-referenced subsets, VAA-GILS finished</w:t>
-      </w:r>
-      <w:r>
-        <w:t xml:space="preserve"> </w:t>
-      </w:r>
-      <w:r>
-        <w:t xml:space="preserve">within a fraction of a percent of the CP-SAT incumbent; optimality was proven</w:t>
-      </w:r>
-      <w:r>
-        <w:t xml:space="preserve"> </w:t>
-      </w:r>
-      <w:r>
-        <w:t xml:space="preserve">only for the small no-window cases. For the larger windowed instances, it found</w:t>
-      </w:r>
-      <w:r>
-        <w:t xml:space="preserve"> </w:t>
-      </w:r>
-      <w:r>
-        <w:t xml:space="preserve">the best schedules among the methods tested in a few seconds, while CP-SAT did</w:t>
-      </w:r>
-      <w:r>
-        <w:t xml:space="preserve"> </w:t>
-      </w:r>
-      <w:r>
-        <w:t xml:space="preserve">not return a feasible schedule within its limit.</w:t>
-      </w:r>
-    </w:p>
-    <w:p>
-      <w:pPr>
-        <w:pStyle w:val="BodyText"/>
-      </w:pPr>
-      <w:r>
-        <w:t xml:space="preserve">The ablations change how that result should be understood. Most of the gain is</w:t>
-      </w:r>
-      <w:r>
-        <w:t xml:space="preserve"> </w:t>
-      </w:r>
-      <w:r>
-        <w:t xml:space="preserve">due to best-improvement descent, with additional gains from bottleneck moves</w:t>
-      </w:r>
-      <w:r>
-        <w:t xml:space="preserve"> </w:t>
-      </w:r>
-      <w:r>
-        <w:t xml:space="preserve">and restarts. In this engine, tabular Q-learning and the transfer DQN did not</w:t>
-      </w:r>
-      <w:r>
-        <w:t xml:space="preserve"> </w:t>
-      </w:r>
-      <w:r>
-        <w:t xml:space="preserve">improve meaningfully on uniform operator sampling. Nor did the final result</w:t>
-      </w:r>
-      <w:r>
-        <w:t xml:space="preserve"> </w:t>
-      </w:r>
-      <w:r>
-        <w:t xml:space="preserve">depend much on the starting solution or simulated-annealing acceptance. These</w:t>
-      </w:r>
-      <w:r>
-        <w:t xml:space="preserve"> </w:t>
-      </w:r>
-      <w:r>
-        <w:t xml:space="preserve">findings are specific to the present benchmark. An online version with</w:t>
-      </w:r>
-      <w:r>
-        <w:t xml:space="preserve"> </w:t>
-      </w:r>
-      <w:r>
-        <w:t xml:space="preserve">unrevealed arrivals would provide a more demanding test of adaptive policies;</w:t>
-      </w:r>
-      <w:r>
-        <w:t xml:space="preserve"> </w:t>
-      </w:r>
-      <w:r>
-        <w:t xml:space="preserve">tighter bounds for the larger time-window cases are another priority.</w:t>
+        <w:t xml:space="preserve">During the preparation of this work the authors used OpenAI Codex (GPT-5) and Claude Code (Anthropic) in</w:t>
+      </w:r>
+      <w:r>
+        <w:t xml:space="preserve"> </w:t>
+      </w:r>
+      <w:r>
+        <w:t xml:space="preserve">order to assist with software for the computational experiments, generation of</w:t>
+      </w:r>
+      <w:r>
+        <w:t xml:space="preserve"> </w:t>
+      </w:r>
+      <w:r>
+        <w:t xml:space="preserve">result figures, and drafting and language editing of the manuscript. After using</w:t>
+      </w:r>
+      <w:r>
+        <w:t xml:space="preserve"> </w:t>
+      </w:r>
+      <w:r>
+        <w:t xml:space="preserve">this tool, the authors reviewed and edited the content as needed and take full</w:t>
+      </w:r>
+      <w:r>
+        <w:t xml:space="preserve"> </w:t>
+      </w:r>
+      <w:r>
+        <w:t xml:space="preserve">responsibility for the content of the publication.</w:t>
       </w:r>
     </w:p>
     <w:bookmarkEnd w:id="30"/>
-    <w:bookmarkStart w:id="31" w:name="X1f74eb43af444059c7518034463b6c89b1cacf4"/>
-    <w:p>
-      <w:pPr>
-        <w:pStyle w:val="Heading2"/>
-      </w:pPr>
-      <w:r>
-        <w:t xml:space="preserve">Declaration of generative AI and AI-assisted technologies in the manuscript preparation process</w:t>
-      </w:r>
-    </w:p>
-    <w:p>
-      <w:pPr>
-        <w:pStyle w:val="FirstParagraph"/>
-      </w:pPr>
-      <w:r>
-        <w:t xml:space="preserve">During the preparation of this work the authors used Claude Code (Anthropic) in</w:t>
-      </w:r>
-      <w:r>
-        <w:t xml:space="preserve"> </w:t>
-      </w:r>
-      <w:r>
-        <w:t xml:space="preserve">order to assist with software for the computational experiments, generation of</w:t>
-      </w:r>
-      <w:r>
-        <w:t xml:space="preserve"> </w:t>
-      </w:r>
-      <w:r>
-        <w:t xml:space="preserve">result figures, and drafting and language editing of the manuscript. After using</w:t>
-      </w:r>
-      <w:r>
-        <w:t xml:space="preserve"> </w:t>
-      </w:r>
-      <w:r>
-        <w:t xml:space="preserve">this tool, the authors reviewed and edited the content as needed and take full</w:t>
-      </w:r>
-      <w:r>
-        <w:t xml:space="preserve"> </w:t>
-      </w:r>
-      <w:r>
-        <w:t xml:space="preserve">responsibility for the content of the publication.</w:t>
-      </w:r>
-    </w:p>
-    <w:bookmarkEnd w:id="31"/>
-    <w:bookmarkStart w:id="32" w:name="references"/>
+    <w:bookmarkStart w:id="31" w:name="references"/>
     <w:p>
       <w:pPr>
         <w:pStyle w:val="Heading2"/>
@@ -11451,8 +15778,8 @@
         <w:t xml:space="preserve">(Vol. 33).</w:t>
       </w:r>
     </w:p>
+    <w:bookmarkEnd w:id="31"/>
     <w:bookmarkEnd w:id="32"/>
-    <w:bookmarkEnd w:id="33"/>
     <w:sectPr>
       <w:footnotePr>
         <w:numRestart w:val="eachSect"/>
